--- a/TS-Padam/TS-2.6/TS 2.6 Sanskrit Pada Paatam Corrections.docx
+++ b/TS-Padam/TS-2.6/TS 2.6 Sanskrit Pada Paatam Corrections.docx
@@ -1,7 +1,537 @@
 
 <file path=word/document.xml><?xml version="1.0" encoding="utf-8"?>
-<w:document xmlns:wpc="http://schemas.microsoft.com/office/word/2010/wordprocessingCanvas" xmlns:cx="http://schemas.microsoft.com/office/drawing/2014/chartex" xmlns:cx1="http://schemas.microsoft.com/office/drawing/2015/9/8/chartex" xmlns:cx2="http://schemas.microsoft.com/office/drawing/2015/10/21/chartex" xmlns:cx3="http://schemas.microsoft.com/office/drawing/2016/5/9/chartex" xmlns:cx4="http://schemas.microsoft.com/office/drawing/2016/5/10/chartex" xmlns:cx5="http://schemas.microsoft.com/office/drawing/2016/5/11/chartex" xmlns:cx6="http://schemas.microsoft.com/office/drawing/2016/5/12/chartex" xmlns:cx7="http://schemas.microsoft.com/office/drawing/2016/5/13/chartex" xmlns:cx8="http://schemas.microsoft.com/office/drawing/2016/5/14/chartex" xmlns:mc="http://schemas.openxmlformats.org/markup-compatibility/2006" xmlns:aink="http://schemas.microsoft.com/office/drawing/2016/ink" xmlns:am3d="http://schemas.microsoft.com/office/drawing/2017/model3d" xmlns:o="urn:schemas-microsoft-com:office:office" xmlns:oel="http://schemas.microsoft.com/office/2019/extlst" xmlns:r="http://schemas.openxmlformats.org/officeDocument/2006/relationships" xmlns:m="http://schemas.openxmlformats.org/officeDocument/2006/math" xmlns:v="urn:schemas-microsoft-com:vml" xmlns:wp14="http://schemas.microsoft.com/office/word/2010/wordprocessingDrawing" xmlns:wp="http://schemas.openxmlformats.org/drawingml/2006/wordprocessingDrawing" xmlns:w10="urn:schemas-microsoft-com:office:word" xmlns:w="http://schemas.openxmlformats.org/wordprocessingml/2006/main" xmlns:w14="http://schemas.microsoft.com/office/word/2010/wordml" xmlns:w15="http://schemas.microsoft.com/office/word/2012/wordml" xmlns:w16cex="http://schemas.microsoft.com/office/word/2018/wordml/cex" xmlns:w16cid="http://schemas.microsoft.com/office/word/2016/wordml/cid" xmlns:w16="http://schemas.microsoft.com/office/word/2018/wordml" xmlns:w16du="http://schemas.microsoft.com/office/word/2023/wordml/word16du" xmlns:w16sdtdh="http://schemas.microsoft.com/office/word/2020/wordml/sdtdatahash" xmlns:w16se="http://schemas.microsoft.com/office/word/2015/wordml/symex" xmlns:wpg="http://schemas.microsoft.com/office/word/2010/wordprocessingGroup" xmlns:wpi="http://schemas.microsoft.com/office/word/2010/wordprocessingInk" xmlns:wne="http://schemas.microsoft.com/office/word/2006/wordml" xmlns:wps="http://schemas.microsoft.com/office/word/2010/wordprocessingShape" mc:Ignorable="w14 w15 w16se w16cid w16 w16cex w16sdtdh w16du wp14">
+<w:document xmlns:wpc="http://schemas.microsoft.com/office/word/2010/wordprocessingCanvas" xmlns:cx="http://schemas.microsoft.com/office/drawing/2014/chartex" xmlns:cx1="http://schemas.microsoft.com/office/drawing/2015/9/8/chartex" xmlns:cx2="http://schemas.microsoft.com/office/drawing/2015/10/21/chartex" xmlns:cx3="http://schemas.microsoft.com/office/drawing/2016/5/9/chartex" xmlns:cx4="http://schemas.microsoft.com/office/drawing/2016/5/10/chartex" xmlns:cx5="http://schemas.microsoft.com/office/drawing/2016/5/11/chartex" xmlns:cx6="http://schemas.microsoft.com/office/drawing/2016/5/12/chartex" xmlns:cx7="http://schemas.microsoft.com/office/drawing/2016/5/13/chartex" xmlns:cx8="http://schemas.microsoft.com/office/drawing/2016/5/14/chartex" xmlns:mc="http://schemas.openxmlformats.org/markup-compatibility/2006" xmlns:aink="http://schemas.microsoft.com/office/drawing/2016/ink" xmlns:am3d="http://schemas.microsoft.com/office/drawing/2017/model3d" xmlns:o="urn:schemas-microsoft-com:office:office" xmlns:oel="http://schemas.microsoft.com/office/2019/extlst" xmlns:r="http://schemas.openxmlformats.org/officeDocument/2006/relationships" xmlns:m="http://schemas.openxmlformats.org/officeDocument/2006/math" xmlns:v="urn:schemas-microsoft-com:vml" xmlns:wp14="http://schemas.microsoft.com/office/word/2010/wordprocessingDrawing" xmlns:wp="http://schemas.openxmlformats.org/drawingml/2006/wordprocessingDrawing" xmlns:w10="urn:schemas-microsoft-com:office:word" xmlns:w="http://schemas.openxmlformats.org/wordprocessingml/2006/main" xmlns:w14="http://schemas.microsoft.com/office/word/2010/wordml" xmlns:w15="http://schemas.microsoft.com/office/word/2012/wordml" xmlns:w16cex="http://schemas.microsoft.com/office/word/2018/wordml/cex" xmlns:w16cid="http://schemas.microsoft.com/office/word/2016/wordml/cid" xmlns:w16="http://schemas.microsoft.com/office/word/2018/wordml" xmlns:w16du="http://schemas.microsoft.com/office/word/2023/wordml/word16du" xmlns:w16sdtdh="http://schemas.microsoft.com/office/word/2020/wordml/sdtdatahash" xmlns:w16sdtfl="http://schemas.microsoft.com/office/word/2024/wordml/sdtformatlock" xmlns:w16se="http://schemas.microsoft.com/office/word/2015/wordml/symex" xmlns:wpg="http://schemas.microsoft.com/office/word/2010/wordprocessingGroup" xmlns:wpi="http://schemas.microsoft.com/office/word/2010/wordprocessingInk" xmlns:wne="http://schemas.microsoft.com/office/word/2006/wordml" xmlns:wps="http://schemas.microsoft.com/office/word/2010/wordprocessingShape" mc:Ignorable="w14 w15 w16se w16cid w16 w16cex w16sdtdh w16sdtfl w16du wp14">
   <w:body>
+    <w:p>
+      <w:pPr>
+        <w:jc w:val="center"/>
+        <w:rPr>
+          <w:b/>
+          <w:bCs/>
+          <w:sz w:val="32"/>
+          <w:szCs w:val="32"/>
+          <w:u w:val="single"/>
+        </w:rPr>
+      </w:pPr>
+      <w:r>
+        <w:rPr>
+          <w:b/>
+          <w:bCs/>
+          <w:sz w:val="32"/>
+          <w:szCs w:val="32"/>
+          <w:u w:val="single"/>
+        </w:rPr>
+        <w:t>TS Pada Paatam – TS 2.6 Sanskrit co</w:t>
+      </w:r>
+      <w:r>
+        <w:rPr>
+          <w:b/>
+          <w:bCs/>
+          <w:sz w:val="32"/>
+          <w:szCs w:val="32"/>
+          <w:u w:val="single"/>
+        </w:rPr>
+        <w:t>rrections –</w:t>
+      </w:r>
+      <w:r>
+        <w:rPr>
+          <w:b/>
+          <w:bCs/>
+          <w:sz w:val="32"/>
+          <w:szCs w:val="32"/>
+          <w:u w:val="single"/>
+        </w:rPr>
+        <w:t xml:space="preserve"> </w:t>
+      </w:r>
+      <w:r>
+        <w:rPr>
+          <w:b/>
+          <w:bCs/>
+          <w:sz w:val="32"/>
+          <w:szCs w:val="32"/>
+          <w:u w:val="single"/>
+        </w:rPr>
+        <w:t xml:space="preserve">Observed </w:t>
+      </w:r>
+      <w:proofErr w:type="gramStart"/>
+      <w:r>
+        <w:rPr>
+          <w:b/>
+          <w:bCs/>
+          <w:sz w:val="32"/>
+          <w:szCs w:val="32"/>
+          <w:u w:val="single"/>
+        </w:rPr>
+        <w:t xml:space="preserve">till </w:t>
+      </w:r>
+      <w:r>
+        <w:rPr>
+          <w:b/>
+          <w:bCs/>
+          <w:sz w:val="32"/>
+          <w:szCs w:val="32"/>
+          <w:highlight w:val="red"/>
+          <w:u w:val="single"/>
+        </w:rPr>
+        <w:t>????</w:t>
+      </w:r>
+      <w:proofErr w:type="gramEnd"/>
+    </w:p>
+    <w:p>
+      <w:pPr>
+        <w:jc w:val="center"/>
+        <w:rPr>
+          <w:b/>
+          <w:bCs/>
+        </w:rPr>
+      </w:pPr>
+      <w:r>
+        <w:rPr>
+          <w:b/>
+          <w:bCs/>
+        </w:rPr>
+        <w:t xml:space="preserve"> (ignore those which are already incorporated in your book’s version and date)</w:t>
+      </w:r>
+    </w:p>
+    <w:tbl>
+      <w:tblPr>
+        <w:tblW w:w="12794" w:type="dxa"/>
+        <w:tblInd w:w="-318" w:type="dxa"/>
+        <w:tblBorders>
+          <w:top w:val="single" w:sz="4" w:space="0" w:color="000000"/>
+          <w:left w:val="single" w:sz="4" w:space="0" w:color="000000"/>
+          <w:bottom w:val="single" w:sz="4" w:space="0" w:color="000000"/>
+          <w:right w:val="single" w:sz="4" w:space="0" w:color="000000"/>
+          <w:insideH w:val="single" w:sz="4" w:space="0" w:color="000000"/>
+          <w:insideV w:val="single" w:sz="4" w:space="0" w:color="000000"/>
+        </w:tblBorders>
+        <w:tblLook w:val="04A0" w:firstRow="1" w:lastRow="0" w:firstColumn="1" w:lastColumn="0" w:noHBand="0" w:noVBand="1"/>
+      </w:tblPr>
+      <w:tblGrid>
+        <w:gridCol w:w="3120"/>
+        <w:gridCol w:w="4424"/>
+        <w:gridCol w:w="5250"/>
+      </w:tblGrid>
+      <w:tr>
+        <w:tc>
+          <w:tcPr>
+            <w:tcW w:w="3120" w:type="dxa"/>
+          </w:tcPr>
+          <w:p>
+            <w:pPr>
+              <w:spacing w:before="0" w:line="240" w:lineRule="auto"/>
+              <w:jc w:val="center"/>
+              <w:rPr>
+                <w:sz w:val="32"/>
+                <w:szCs w:val="32"/>
+              </w:rPr>
+            </w:pPr>
+            <w:r>
+              <w:rPr>
+                <w:sz w:val="32"/>
+                <w:szCs w:val="32"/>
+              </w:rPr>
+              <w:t>Section, Paragraph</w:t>
+            </w:r>
+          </w:p>
+          <w:p>
+            <w:pPr>
+              <w:spacing w:before="0" w:line="240" w:lineRule="auto"/>
+              <w:jc w:val="center"/>
+              <w:rPr>
+                <w:sz w:val="32"/>
+                <w:szCs w:val="32"/>
+              </w:rPr>
+            </w:pPr>
+            <w:r>
+              <w:rPr>
+                <w:sz w:val="32"/>
+                <w:szCs w:val="32"/>
+              </w:rPr>
+              <w:t>Reference</w:t>
+            </w:r>
+          </w:p>
+        </w:tc>
+        <w:tc>
+          <w:tcPr>
+            <w:tcW w:w="4424" w:type="dxa"/>
+          </w:tcPr>
+          <w:p>
+            <w:pPr>
+              <w:spacing w:before="0" w:line="240" w:lineRule="auto"/>
+              <w:jc w:val="center"/>
+              <w:rPr>
+                <w:sz w:val="32"/>
+                <w:szCs w:val="32"/>
+              </w:rPr>
+            </w:pPr>
+            <w:r>
+              <w:rPr>
+                <w:sz w:val="32"/>
+                <w:szCs w:val="32"/>
+              </w:rPr>
+              <w:t>As Printed</w:t>
+            </w:r>
+          </w:p>
+        </w:tc>
+        <w:tc>
+          <w:tcPr>
+            <w:tcW w:w="5250" w:type="dxa"/>
+          </w:tcPr>
+          <w:p>
+            <w:pPr>
+              <w:spacing w:before="0" w:line="240" w:lineRule="auto"/>
+              <w:ind w:right="-18"/>
+              <w:jc w:val="center"/>
+              <w:rPr>
+                <w:sz w:val="32"/>
+                <w:szCs w:val="32"/>
+              </w:rPr>
+            </w:pPr>
+            <w:r>
+              <w:rPr>
+                <w:sz w:val="32"/>
+                <w:szCs w:val="32"/>
+              </w:rPr>
+              <w:t>To be read as or corrected as</w:t>
+            </w:r>
+          </w:p>
+        </w:tc>
+      </w:tr>
+      <w:tr>
+        <w:trPr>
+          <w:trHeight w:val="1091"/>
+        </w:trPr>
+        <w:tc>
+          <w:tcPr>
+            <w:tcW w:w="3120" w:type="dxa"/>
+            <w:tcBorders>
+              <w:top w:val="single" w:sz="4" w:space="0" w:color="000000"/>
+              <w:left w:val="single" w:sz="4" w:space="0" w:color="000000"/>
+              <w:bottom w:val="single" w:sz="4" w:space="0" w:color="000000"/>
+              <w:right w:val="single" w:sz="4" w:space="0" w:color="000000"/>
+            </w:tcBorders>
+          </w:tcPr>
+          <w:p>
+            <w:pPr>
+              <w:widowControl w:val="0"/>
+              <w:autoSpaceDE w:val="0"/>
+              <w:autoSpaceDN w:val="0"/>
+              <w:adjustRightInd w:val="0"/>
+              <w:spacing w:before="0" w:line="264" w:lineRule="auto"/>
+              <w:ind w:right="-320"/>
+              <w:jc w:val="both"/>
+              <w:rPr>
+                <w:rFonts w:eastAsia="Times New Roman" w:cs="Arial"/>
+                <w:b/>
+                <w:sz w:val="28"/>
+                <w:szCs w:val="28"/>
+                <w:lang w:eastAsia="en-IN" w:bidi="ml-IN"/>
+              </w:rPr>
+            </w:pPr>
+            <w:r>
+              <w:rPr>
+                <w:rFonts w:eastAsia="Times New Roman" w:cs="Arial"/>
+                <w:b/>
+                <w:sz w:val="28"/>
+                <w:szCs w:val="28"/>
+                <w:lang w:eastAsia="en-IN" w:bidi="ml-IN"/>
+              </w:rPr>
+              <w:t>TS 2.6.</w:t>
+            </w:r>
+            <w:r>
+              <w:rPr>
+                <w:rFonts w:eastAsia="Times New Roman" w:cs="Arial"/>
+                <w:b/>
+                <w:sz w:val="28"/>
+                <w:szCs w:val="28"/>
+                <w:lang w:eastAsia="en-IN" w:bidi="ml-IN"/>
+              </w:rPr>
+              <w:t>5</w:t>
+            </w:r>
+            <w:r>
+              <w:rPr>
+                <w:rFonts w:eastAsia="Times New Roman" w:cs="Arial"/>
+                <w:b/>
+                <w:sz w:val="28"/>
+                <w:szCs w:val="28"/>
+                <w:lang w:eastAsia="en-IN" w:bidi="ml-IN"/>
+              </w:rPr>
+              <w:t>.</w:t>
+            </w:r>
+            <w:r>
+              <w:rPr>
+                <w:rFonts w:eastAsia="Times New Roman" w:cs="Arial"/>
+                <w:b/>
+                <w:sz w:val="28"/>
+                <w:szCs w:val="28"/>
+                <w:lang w:eastAsia="en-IN" w:bidi="ml-IN"/>
+              </w:rPr>
+              <w:t>6</w:t>
+            </w:r>
+            <w:r>
+              <w:rPr>
+                <w:rFonts w:eastAsia="Times New Roman" w:cs="Arial"/>
+                <w:b/>
+                <w:sz w:val="28"/>
+                <w:szCs w:val="28"/>
+                <w:lang w:eastAsia="en-IN" w:bidi="ml-IN"/>
+              </w:rPr>
+              <w:t xml:space="preserve"> - Padam</w:t>
+            </w:r>
+          </w:p>
+          <w:p>
+            <w:pPr>
+              <w:widowControl w:val="0"/>
+              <w:autoSpaceDE w:val="0"/>
+              <w:autoSpaceDN w:val="0"/>
+              <w:adjustRightInd w:val="0"/>
+              <w:spacing w:before="0" w:line="264" w:lineRule="auto"/>
+              <w:ind w:right="-320"/>
+              <w:jc w:val="both"/>
+              <w:rPr>
+                <w:rFonts w:eastAsia="Times New Roman" w:cs="Arial"/>
+                <w:b/>
+                <w:sz w:val="28"/>
+                <w:szCs w:val="28"/>
+                <w:lang w:eastAsia="en-IN" w:bidi="ml-IN"/>
+              </w:rPr>
+            </w:pPr>
+            <w:r>
+              <w:rPr>
+                <w:rFonts w:eastAsia="Times New Roman" w:cs="Arial"/>
+                <w:b/>
+                <w:sz w:val="28"/>
+                <w:szCs w:val="28"/>
+                <w:lang w:eastAsia="en-IN" w:bidi="ml-IN"/>
+              </w:rPr>
+              <w:t xml:space="preserve">Padam No. - </w:t>
+            </w:r>
+            <w:r>
+              <w:rPr>
+                <w:rFonts w:eastAsia="Times New Roman" w:cs="Arial"/>
+                <w:b/>
+                <w:sz w:val="28"/>
+                <w:szCs w:val="28"/>
+                <w:lang w:eastAsia="en-IN" w:bidi="ml-IN"/>
+              </w:rPr>
+              <w:t>47</w:t>
+            </w:r>
+          </w:p>
+          <w:p>
+            <w:pPr>
+              <w:widowControl w:val="0"/>
+              <w:autoSpaceDE w:val="0"/>
+              <w:autoSpaceDN w:val="0"/>
+              <w:adjustRightInd w:val="0"/>
+              <w:spacing w:before="0" w:line="240" w:lineRule="auto"/>
+              <w:ind w:right="-320"/>
+              <w:jc w:val="both"/>
+              <w:rPr>
+                <w:rFonts w:eastAsia="Times New Roman" w:cs="Arial"/>
+                <w:b/>
+                <w:bCs/>
+                <w:sz w:val="28"/>
+                <w:szCs w:val="28"/>
+                <w:lang w:eastAsia="en-IN" w:bidi="ml-IN"/>
+              </w:rPr>
+            </w:pPr>
+            <w:r>
+              <w:rPr>
+                <w:rFonts w:eastAsia="Times New Roman" w:cs="Arial"/>
+                <w:b/>
+                <w:sz w:val="28"/>
+                <w:szCs w:val="28"/>
+                <w:lang w:eastAsia="en-IN" w:bidi="ml-IN"/>
+              </w:rPr>
+              <w:t xml:space="preserve">Panchaati No. </w:t>
+            </w:r>
+            <w:r>
+              <w:rPr>
+                <w:rFonts w:eastAsia="Times New Roman" w:cs="Arial"/>
+                <w:b/>
+                <w:sz w:val="28"/>
+                <w:szCs w:val="28"/>
+                <w:lang w:eastAsia="en-IN" w:bidi="ml-IN"/>
+              </w:rPr>
+              <w:t>29</w:t>
+            </w:r>
+          </w:p>
+        </w:tc>
+        <w:tc>
+          <w:tcPr>
+            <w:tcW w:w="4424" w:type="dxa"/>
+            <w:tcBorders>
+              <w:top w:val="single" w:sz="4" w:space="0" w:color="000000"/>
+              <w:left w:val="single" w:sz="4" w:space="0" w:color="000000"/>
+              <w:bottom w:val="single" w:sz="4" w:space="0" w:color="000000"/>
+              <w:right w:val="single" w:sz="4" w:space="0" w:color="000000"/>
+            </w:tcBorders>
+          </w:tcPr>
+          <w:p>
+            <w:pPr>
+              <w:widowControl w:val="0"/>
+              <w:autoSpaceDE w:val="0"/>
+              <w:autoSpaceDN w:val="0"/>
+              <w:adjustRightInd w:val="0"/>
+              <w:spacing w:before="0" w:line="240" w:lineRule="auto"/>
+              <w:ind w:right="-22"/>
+              <w:rPr>
+                <w:rFonts w:ascii="BRH Malayalam Extra" w:hAnsi="BRH Malayalam Extra" w:cs="BRH Malayalam Extra"/>
+                <w:sz w:val="40"/>
+                <w:szCs w:val="40"/>
+              </w:rPr>
+            </w:pPr>
+            <w:r>
+              <w:rPr>
+                <w:rFonts w:ascii="BRH Malayalam Extra" w:hAnsi="BRH Malayalam Extra" w:cs="BRH Malayalam Extra"/>
+                <w:sz w:val="40"/>
+                <w:szCs w:val="40"/>
+                <w:lang w:val="it-IT"/>
+              </w:rPr>
+              <w:t>jZ§ | ög¢</w:t>
+            </w:r>
+            <w:r>
+              <w:rPr>
+                <w:rFonts w:ascii="BRH Malayalam Extra" w:hAnsi="BRH Malayalam Extra" w:cs="BRH Malayalam Extra"/>
+                <w:sz w:val="32"/>
+                <w:szCs w:val="40"/>
+                <w:lang w:val="it-IT"/>
+              </w:rPr>
+              <w:t>–</w:t>
+            </w:r>
+            <w:r>
+              <w:rPr>
+                <w:rFonts w:ascii="BRH Malayalam Extra" w:hAnsi="BRH Malayalam Extra" w:cs="BRH Malayalam Extra"/>
+                <w:sz w:val="40"/>
+                <w:szCs w:val="40"/>
+                <w:highlight w:val="yellow"/>
+                <w:lang w:val="it-IT"/>
+              </w:rPr>
+              <w:t>jx</w:t>
+            </w:r>
+            <w:r>
+              <w:rPr>
+                <w:rFonts w:ascii="BRH Malayalam Extra" w:hAnsi="BRH Malayalam Extra" w:cs="BRH Malayalam Extra"/>
+                <w:sz w:val="32"/>
+                <w:szCs w:val="40"/>
+                <w:highlight w:val="yellow"/>
+                <w:lang w:val="it-IT"/>
+              </w:rPr>
+              <w:t>–</w:t>
+            </w:r>
+            <w:r>
+              <w:rPr>
+                <w:rFonts w:ascii="BRH Malayalam Extra" w:hAnsi="BRH Malayalam Extra" w:cs="BRH Malayalam Extra"/>
+                <w:sz w:val="40"/>
+                <w:szCs w:val="40"/>
+                <w:lang w:val="it-IT"/>
+              </w:rPr>
+              <w:t>Z§ |</w:t>
+            </w:r>
+          </w:p>
+        </w:tc>
+        <w:tc>
+          <w:tcPr>
+            <w:tcW w:w="5250" w:type="dxa"/>
+            <w:tcBorders>
+              <w:top w:val="single" w:sz="4" w:space="0" w:color="000000"/>
+              <w:left w:val="single" w:sz="4" w:space="0" w:color="000000"/>
+              <w:bottom w:val="single" w:sz="4" w:space="0" w:color="000000"/>
+              <w:right w:val="single" w:sz="4" w:space="0" w:color="000000"/>
+            </w:tcBorders>
+          </w:tcPr>
+          <w:p>
+            <w:pPr>
+              <w:widowControl w:val="0"/>
+              <w:autoSpaceDE w:val="0"/>
+              <w:autoSpaceDN w:val="0"/>
+              <w:adjustRightInd w:val="0"/>
+              <w:spacing w:before="0" w:line="240" w:lineRule="auto"/>
+              <w:ind w:right="-22"/>
+              <w:rPr>
+                <w:rFonts w:ascii="BRH Malayalam Extra" w:hAnsi="BRH Malayalam Extra" w:cs="BRH Malayalam Extra"/>
+                <w:sz w:val="40"/>
+                <w:szCs w:val="40"/>
+              </w:rPr>
+            </w:pPr>
+            <w:r>
+              <w:rPr>
+                <w:rFonts w:ascii="BRH Malayalam Extra" w:hAnsi="BRH Malayalam Extra" w:cs="BRH Malayalam Extra"/>
+                <w:sz w:val="40"/>
+                <w:szCs w:val="40"/>
+                <w:lang w:val="it-IT"/>
+              </w:rPr>
+              <w:t>jZ§ | ög¢</w:t>
+            </w:r>
+            <w:r>
+              <w:rPr>
+                <w:rFonts w:ascii="BRH Malayalam Extra" w:hAnsi="BRH Malayalam Extra" w:cs="BRH Malayalam Extra"/>
+                <w:sz w:val="32"/>
+                <w:szCs w:val="40"/>
+                <w:lang w:val="it-IT"/>
+              </w:rPr>
+              <w:t>–</w:t>
+            </w:r>
+            <w:r>
+              <w:rPr>
+                <w:rFonts w:ascii="BRH Malayalam Extra" w:hAnsi="BRH Malayalam Extra" w:cs="BRH Malayalam Extra"/>
+                <w:sz w:val="40"/>
+                <w:szCs w:val="40"/>
+                <w:highlight w:val="green"/>
+                <w:lang w:val="it-IT"/>
+              </w:rPr>
+              <w:t>jx</w:t>
+            </w:r>
+            <w:r>
+              <w:rPr>
+                <w:rFonts w:ascii="BRH Malayalam Extra" w:hAnsi="BRH Malayalam Extra" w:cs="BRH Malayalam Extra"/>
+                <w:sz w:val="40"/>
+                <w:szCs w:val="40"/>
+                <w:lang w:val="it-IT"/>
+              </w:rPr>
+              <w:t>Z§ |</w:t>
+            </w:r>
+          </w:p>
+        </w:tc>
+      </w:tr>
+    </w:tbl>
+    <w:p>
+      <w:pPr>
+        <w:jc w:val="center"/>
+        <w:rPr>
+          <w:b/>
+          <w:bCs/>
+          <w:sz w:val="32"/>
+          <w:szCs w:val="32"/>
+          <w:u w:val="single"/>
+        </w:rPr>
+      </w:pPr>
+    </w:p>
+    <w:p>
+      <w:pPr>
+        <w:jc w:val="center"/>
+        <w:rPr>
+          <w:b/>
+          <w:bCs/>
+          <w:sz w:val="32"/>
+          <w:szCs w:val="32"/>
+          <w:u w:val="single"/>
+        </w:rPr>
+      </w:pPr>
+    </w:p>
+    <w:p>
+      <w:pPr>
+        <w:jc w:val="center"/>
+        <w:rPr>
+          <w:b/>
+          <w:bCs/>
+          <w:sz w:val="32"/>
+          <w:szCs w:val="32"/>
+          <w:u w:val="single"/>
+        </w:rPr>
+      </w:pPr>
+    </w:p>
     <w:p>
       <w:pPr>
         <w:jc w:val="center"/>
@@ -908,7 +1438,16 @@
                 <w:sz w:val="40"/>
                 <w:szCs w:val="40"/>
               </w:rPr>
-              <w:t xml:space="preserve"> rÉeÉþiÉå</w:t>
+              <w:t xml:space="preserve"> </w:t>
+            </w:r>
+            <w:r>
+              <w:rPr>
+                <w:rFonts w:ascii="BRH Devanagari Extra" w:hAnsi="BRH Devanagari Extra" w:cs="BRH Devanagari Extra"/>
+                <w:sz w:val="40"/>
+                <w:szCs w:val="40"/>
+              </w:rPr>
+              <w:lastRenderedPageBreak/>
+              <w:t>rÉeÉþiÉå</w:t>
             </w:r>
           </w:p>
         </w:tc>
@@ -942,6 +1481,7 @@
                 <w:sz w:val="40"/>
                 <w:szCs w:val="40"/>
               </w:rPr>
+              <w:lastRenderedPageBreak/>
               <w:t>rÉ</w:t>
             </w:r>
             <w:r>
@@ -1014,6 +1554,7 @@
                 <w:sz w:val="40"/>
                 <w:szCs w:val="40"/>
               </w:rPr>
+              <w:lastRenderedPageBreak/>
               <w:t>rÉeÉþiÉå</w:t>
             </w:r>
           </w:p>
@@ -1039,6 +1580,7 @@
           <w:szCs w:val="32"/>
           <w:u w:val="single"/>
         </w:rPr>
+        <w:lastRenderedPageBreak/>
         <w:t>===========</w:t>
       </w:r>
     </w:p>
@@ -1426,16 +1968,7 @@
                 <w:sz w:val="40"/>
                 <w:szCs w:val="40"/>
               </w:rPr>
-              <w:t xml:space="preserve"> | </w:t>
-            </w:r>
-            <w:r>
-              <w:rPr>
-                <w:rFonts w:ascii="BRH Devanagari Extra" w:hAnsi="BRH Devanagari Extra" w:cs="BRH Devanagari Extra"/>
-                <w:sz w:val="40"/>
-                <w:szCs w:val="40"/>
-              </w:rPr>
-              <w:lastRenderedPageBreak/>
-              <w:t>rÉiÉç |</w:t>
+              <w:t xml:space="preserve"> | rÉiÉç |</w:t>
             </w:r>
           </w:p>
         </w:tc>
@@ -1469,7 +2002,6 @@
                 <w:sz w:val="40"/>
                 <w:szCs w:val="40"/>
               </w:rPr>
-              <w:lastRenderedPageBreak/>
               <w:t>AÉerÉþpÉÉ</w:t>
             </w:r>
             <w:r>
@@ -2627,6 +3159,7 @@
           <w:szCs w:val="32"/>
           <w:u w:val="single"/>
         </w:rPr>
+        <w:lastRenderedPageBreak/>
         <w:t>TS Pada Paatam – TS 2.6 Sanskrit co</w:t>
       </w:r>
       <w:r>
@@ -3344,7 +3877,6 @@
                 <w:szCs w:val="28"/>
                 <w:lang w:eastAsia="en-IN" w:bidi="ml-IN"/>
               </w:rPr>
-              <w:lastRenderedPageBreak/>
               <w:t>TS 2.6.2.6 (Padam)</w:t>
             </w:r>
           </w:p>
@@ -4511,6 +5043,7 @@
                 <w:szCs w:val="28"/>
                 <w:lang w:eastAsia="en-IN" w:bidi="ml-IN"/>
               </w:rPr>
+              <w:lastRenderedPageBreak/>
               <w:t>TS 2.6.9.6 (Padam)</w:t>
             </w:r>
           </w:p>
@@ -5663,7 +6196,6 @@
           <w:szCs w:val="32"/>
           <w:u w:val="single"/>
         </w:rPr>
-        <w:lastRenderedPageBreak/>
         <w:t>TS Pada Paatam – TS 2.6 Sanskrit co</w:t>
       </w:r>
       <w:r>
@@ -6449,6 +6981,7 @@
                 <w:szCs w:val="28"/>
                 <w:lang w:bidi="ta-IN"/>
               </w:rPr>
+              <w:lastRenderedPageBreak/>
               <w:t>TS 2.6.3.4 - Padam</w:t>
             </w:r>
           </w:p>
@@ -7525,7 +8058,6 @@
                 <w:szCs w:val="28"/>
                 <w:lang w:bidi="ta-IN"/>
               </w:rPr>
-              <w:lastRenderedPageBreak/>
               <w:t>TS 2.6.9.2 - Vaakyam</w:t>
             </w:r>
           </w:p>
@@ -8490,6 +9022,7 @@
                 <w:sz w:val="32"/>
                 <w:szCs w:val="32"/>
               </w:rPr>
+              <w:lastRenderedPageBreak/>
               <w:t>Section, Paragraph</w:t>
             </w:r>
           </w:p>
@@ -9479,7 +10012,6 @@
                 <w:szCs w:val="28"/>
                 <w:lang w:eastAsia="en-IN" w:bidi="ml-IN"/>
               </w:rPr>
-              <w:lastRenderedPageBreak/>
               <w:t>TS 2.6.</w:t>
             </w:r>
             <w:r>
@@ -10919,6 +11451,7 @@
                 <w:szCs w:val="28"/>
                 <w:lang w:eastAsia="en-IN" w:bidi="ml-IN"/>
               </w:rPr>
+              <w:lastRenderedPageBreak/>
               <w:t>TS 2.6.1</w:t>
             </w:r>
             <w:r>
@@ -11300,7 +11833,6 @@
           <w:szCs w:val="32"/>
           <w:u w:val="single"/>
         </w:rPr>
-        <w:lastRenderedPageBreak/>
         <w:t>TS</w:t>
       </w:r>
       <w:r>
@@ -11775,7 +12307,7 @@
 </file>
 
 <file path=word/endnotes.xml><?xml version="1.0" encoding="utf-8"?>
-<w:endnotes xmlns:wpc="http://schemas.microsoft.com/office/word/2010/wordprocessingCanvas" xmlns:cx="http://schemas.microsoft.com/office/drawing/2014/chartex" xmlns:cx1="http://schemas.microsoft.com/office/drawing/2015/9/8/chartex" xmlns:cx2="http://schemas.microsoft.com/office/drawing/2015/10/21/chartex" xmlns:cx3="http://schemas.microsoft.com/office/drawing/2016/5/9/chartex" xmlns:cx4="http://schemas.microsoft.com/office/drawing/2016/5/10/chartex" xmlns:cx5="http://schemas.microsoft.com/office/drawing/2016/5/11/chartex" xmlns:cx6="http://schemas.microsoft.com/office/drawing/2016/5/12/chartex" xmlns:cx7="http://schemas.microsoft.com/office/drawing/2016/5/13/chartex" xmlns:cx8="http://schemas.microsoft.com/office/drawing/2016/5/14/chartex" xmlns:mc="http://schemas.openxmlformats.org/markup-compatibility/2006" xmlns:aink="http://schemas.microsoft.com/office/drawing/2016/ink" xmlns:am3d="http://schemas.microsoft.com/office/drawing/2017/model3d" xmlns:o="urn:schemas-microsoft-com:office:office" xmlns:oel="http://schemas.microsoft.com/office/2019/extlst" xmlns:r="http://schemas.openxmlformats.org/officeDocument/2006/relationships" xmlns:m="http://schemas.openxmlformats.org/officeDocument/2006/math" xmlns:v="urn:schemas-microsoft-com:vml" xmlns:wp14="http://schemas.microsoft.com/office/word/2010/wordprocessingDrawing" xmlns:wp="http://schemas.openxmlformats.org/drawingml/2006/wordprocessingDrawing" xmlns:w10="urn:schemas-microsoft-com:office:word" xmlns:w="http://schemas.openxmlformats.org/wordprocessingml/2006/main" xmlns:w14="http://schemas.microsoft.com/office/word/2010/wordml" xmlns:w15="http://schemas.microsoft.com/office/word/2012/wordml" xmlns:w16cex="http://schemas.microsoft.com/office/word/2018/wordml/cex" xmlns:w16cid="http://schemas.microsoft.com/office/word/2016/wordml/cid" xmlns:w16="http://schemas.microsoft.com/office/word/2018/wordml" xmlns:w16du="http://schemas.microsoft.com/office/word/2023/wordml/word16du" xmlns:w16sdtdh="http://schemas.microsoft.com/office/word/2020/wordml/sdtdatahash" xmlns:w16se="http://schemas.microsoft.com/office/word/2015/wordml/symex" xmlns:wpg="http://schemas.microsoft.com/office/word/2010/wordprocessingGroup" xmlns:wpi="http://schemas.microsoft.com/office/word/2010/wordprocessingInk" xmlns:wne="http://schemas.microsoft.com/office/word/2006/wordml" xmlns:wps="http://schemas.microsoft.com/office/word/2010/wordprocessingShape" mc:Ignorable="w14 w15 w16se w16cid w16 w16cex w16sdtdh w16du wp14">
+<w:endnotes xmlns:wpc="http://schemas.microsoft.com/office/word/2010/wordprocessingCanvas" xmlns:cx="http://schemas.microsoft.com/office/drawing/2014/chartex" xmlns:cx1="http://schemas.microsoft.com/office/drawing/2015/9/8/chartex" xmlns:cx2="http://schemas.microsoft.com/office/drawing/2015/10/21/chartex" xmlns:cx3="http://schemas.microsoft.com/office/drawing/2016/5/9/chartex" xmlns:cx4="http://schemas.microsoft.com/office/drawing/2016/5/10/chartex" xmlns:cx5="http://schemas.microsoft.com/office/drawing/2016/5/11/chartex" xmlns:cx6="http://schemas.microsoft.com/office/drawing/2016/5/12/chartex" xmlns:cx7="http://schemas.microsoft.com/office/drawing/2016/5/13/chartex" xmlns:cx8="http://schemas.microsoft.com/office/drawing/2016/5/14/chartex" xmlns:mc="http://schemas.openxmlformats.org/markup-compatibility/2006" xmlns:aink="http://schemas.microsoft.com/office/drawing/2016/ink" xmlns:am3d="http://schemas.microsoft.com/office/drawing/2017/model3d" xmlns:o="urn:schemas-microsoft-com:office:office" xmlns:oel="http://schemas.microsoft.com/office/2019/extlst" xmlns:r="http://schemas.openxmlformats.org/officeDocument/2006/relationships" xmlns:m="http://schemas.openxmlformats.org/officeDocument/2006/math" xmlns:v="urn:schemas-microsoft-com:vml" xmlns:wp14="http://schemas.microsoft.com/office/word/2010/wordprocessingDrawing" xmlns:wp="http://schemas.openxmlformats.org/drawingml/2006/wordprocessingDrawing" xmlns:w10="urn:schemas-microsoft-com:office:word" xmlns:w="http://schemas.openxmlformats.org/wordprocessingml/2006/main" xmlns:w14="http://schemas.microsoft.com/office/word/2010/wordml" xmlns:w15="http://schemas.microsoft.com/office/word/2012/wordml" xmlns:w16cex="http://schemas.microsoft.com/office/word/2018/wordml/cex" xmlns:w16cid="http://schemas.microsoft.com/office/word/2016/wordml/cid" xmlns:w16="http://schemas.microsoft.com/office/word/2018/wordml" xmlns:w16du="http://schemas.microsoft.com/office/word/2023/wordml/word16du" xmlns:w16sdtdh="http://schemas.microsoft.com/office/word/2020/wordml/sdtdatahash" xmlns:w16sdtfl="http://schemas.microsoft.com/office/word/2024/wordml/sdtformatlock" xmlns:w16se="http://schemas.microsoft.com/office/word/2015/wordml/symex" xmlns:wpg="http://schemas.microsoft.com/office/word/2010/wordprocessingGroup" xmlns:wpi="http://schemas.microsoft.com/office/word/2010/wordprocessingInk" xmlns:wne="http://schemas.microsoft.com/office/word/2006/wordml" xmlns:wps="http://schemas.microsoft.com/office/word/2010/wordprocessingShape" mc:Ignorable="w14 w15 w16se w16cid w16 w16cex w16sdtdh w16sdtfl w16du wp14">
   <w:endnote w:type="separator" w:id="-1">
     <w:p>
       <w:pPr>
@@ -11800,7 +12332,7 @@
 </file>
 
 <file path=word/footer1.xml><?xml version="1.0" encoding="utf-8"?>
-<w:ftr xmlns:wpc="http://schemas.microsoft.com/office/word/2010/wordprocessingCanvas" xmlns:cx="http://schemas.microsoft.com/office/drawing/2014/chartex" xmlns:cx1="http://schemas.microsoft.com/office/drawing/2015/9/8/chartex" xmlns:cx2="http://schemas.microsoft.com/office/drawing/2015/10/21/chartex" xmlns:cx3="http://schemas.microsoft.com/office/drawing/2016/5/9/chartex" xmlns:cx4="http://schemas.microsoft.com/office/drawing/2016/5/10/chartex" xmlns:cx5="http://schemas.microsoft.com/office/drawing/2016/5/11/chartex" xmlns:cx6="http://schemas.microsoft.com/office/drawing/2016/5/12/chartex" xmlns:cx7="http://schemas.microsoft.com/office/drawing/2016/5/13/chartex" xmlns:cx8="http://schemas.microsoft.com/office/drawing/2016/5/14/chartex" xmlns:mc="http://schemas.openxmlformats.org/markup-compatibility/2006" xmlns:aink="http://schemas.microsoft.com/office/drawing/2016/ink" xmlns:am3d="http://schemas.microsoft.com/office/drawing/2017/model3d" xmlns:o="urn:schemas-microsoft-com:office:office" xmlns:oel="http://schemas.microsoft.com/office/2019/extlst" xmlns:r="http://schemas.openxmlformats.org/officeDocument/2006/relationships" xmlns:m="http://schemas.openxmlformats.org/officeDocument/2006/math" xmlns:v="urn:schemas-microsoft-com:vml" xmlns:wp14="http://schemas.microsoft.com/office/word/2010/wordprocessingDrawing" xmlns:wp="http://schemas.openxmlformats.org/drawingml/2006/wordprocessingDrawing" xmlns:w10="urn:schemas-microsoft-com:office:word" xmlns:w="http://schemas.openxmlformats.org/wordprocessingml/2006/main" xmlns:w14="http://schemas.microsoft.com/office/word/2010/wordml" xmlns:w15="http://schemas.microsoft.com/office/word/2012/wordml" xmlns:w16cex="http://schemas.microsoft.com/office/word/2018/wordml/cex" xmlns:w16cid="http://schemas.microsoft.com/office/word/2016/wordml/cid" xmlns:w16="http://schemas.microsoft.com/office/word/2018/wordml" xmlns:w16du="http://schemas.microsoft.com/office/word/2023/wordml/word16du" xmlns:w16sdtdh="http://schemas.microsoft.com/office/word/2020/wordml/sdtdatahash" xmlns:w16se="http://schemas.microsoft.com/office/word/2015/wordml/symex" xmlns:wpg="http://schemas.microsoft.com/office/word/2010/wordprocessingGroup" xmlns:wpi="http://schemas.microsoft.com/office/word/2010/wordprocessingInk" xmlns:wne="http://schemas.microsoft.com/office/word/2006/wordml" xmlns:wps="http://schemas.microsoft.com/office/word/2010/wordprocessingShape" mc:Ignorable="w14 w15 w16se w16cid w16 w16cex w16sdtdh w16du wp14">
+<w:ftr xmlns:wpc="http://schemas.microsoft.com/office/word/2010/wordprocessingCanvas" xmlns:cx="http://schemas.microsoft.com/office/drawing/2014/chartex" xmlns:cx1="http://schemas.microsoft.com/office/drawing/2015/9/8/chartex" xmlns:cx2="http://schemas.microsoft.com/office/drawing/2015/10/21/chartex" xmlns:cx3="http://schemas.microsoft.com/office/drawing/2016/5/9/chartex" xmlns:cx4="http://schemas.microsoft.com/office/drawing/2016/5/10/chartex" xmlns:cx5="http://schemas.microsoft.com/office/drawing/2016/5/11/chartex" xmlns:cx6="http://schemas.microsoft.com/office/drawing/2016/5/12/chartex" xmlns:cx7="http://schemas.microsoft.com/office/drawing/2016/5/13/chartex" xmlns:cx8="http://schemas.microsoft.com/office/drawing/2016/5/14/chartex" xmlns:mc="http://schemas.openxmlformats.org/markup-compatibility/2006" xmlns:aink="http://schemas.microsoft.com/office/drawing/2016/ink" xmlns:am3d="http://schemas.microsoft.com/office/drawing/2017/model3d" xmlns:o="urn:schemas-microsoft-com:office:office" xmlns:oel="http://schemas.microsoft.com/office/2019/extlst" xmlns:r="http://schemas.openxmlformats.org/officeDocument/2006/relationships" xmlns:m="http://schemas.openxmlformats.org/officeDocument/2006/math" xmlns:v="urn:schemas-microsoft-com:vml" xmlns:wp14="http://schemas.microsoft.com/office/word/2010/wordprocessingDrawing" xmlns:wp="http://schemas.openxmlformats.org/drawingml/2006/wordprocessingDrawing" xmlns:w10="urn:schemas-microsoft-com:office:word" xmlns:w="http://schemas.openxmlformats.org/wordprocessingml/2006/main" xmlns:w14="http://schemas.microsoft.com/office/word/2010/wordml" xmlns:w15="http://schemas.microsoft.com/office/word/2012/wordml" xmlns:w16cex="http://schemas.microsoft.com/office/word/2018/wordml/cex" xmlns:w16cid="http://schemas.microsoft.com/office/word/2016/wordml/cid" xmlns:w16="http://schemas.microsoft.com/office/word/2018/wordml" xmlns:w16du="http://schemas.microsoft.com/office/word/2023/wordml/word16du" xmlns:w16sdtdh="http://schemas.microsoft.com/office/word/2020/wordml/sdtdatahash" xmlns:w16sdtfl="http://schemas.microsoft.com/office/word/2024/wordml/sdtformatlock" xmlns:w16se="http://schemas.microsoft.com/office/word/2015/wordml/symex" xmlns:wpg="http://schemas.microsoft.com/office/word/2010/wordprocessingGroup" xmlns:wpi="http://schemas.microsoft.com/office/word/2010/wordprocessingInk" xmlns:wne="http://schemas.microsoft.com/office/word/2006/wordml" xmlns:wps="http://schemas.microsoft.com/office/word/2010/wordprocessingShape" mc:Ignorable="w14 w15 w16se w16cid w16 w16cex w16sdtdh w16sdtfl w16du wp14">
   <w:p>
     <w:pPr>
       <w:pBdr>
@@ -11982,7 +12514,7 @@
 </file>
 
 <file path=word/footer2.xml><?xml version="1.0" encoding="utf-8"?>
-<w:ftr xmlns:wpc="http://schemas.microsoft.com/office/word/2010/wordprocessingCanvas" xmlns:cx="http://schemas.microsoft.com/office/drawing/2014/chartex" xmlns:cx1="http://schemas.microsoft.com/office/drawing/2015/9/8/chartex" xmlns:cx2="http://schemas.microsoft.com/office/drawing/2015/10/21/chartex" xmlns:cx3="http://schemas.microsoft.com/office/drawing/2016/5/9/chartex" xmlns:cx4="http://schemas.microsoft.com/office/drawing/2016/5/10/chartex" xmlns:cx5="http://schemas.microsoft.com/office/drawing/2016/5/11/chartex" xmlns:cx6="http://schemas.microsoft.com/office/drawing/2016/5/12/chartex" xmlns:cx7="http://schemas.microsoft.com/office/drawing/2016/5/13/chartex" xmlns:cx8="http://schemas.microsoft.com/office/drawing/2016/5/14/chartex" xmlns:mc="http://schemas.openxmlformats.org/markup-compatibility/2006" xmlns:aink="http://schemas.microsoft.com/office/drawing/2016/ink" xmlns:am3d="http://schemas.microsoft.com/office/drawing/2017/model3d" xmlns:o="urn:schemas-microsoft-com:office:office" xmlns:oel="http://schemas.microsoft.com/office/2019/extlst" xmlns:r="http://schemas.openxmlformats.org/officeDocument/2006/relationships" xmlns:m="http://schemas.openxmlformats.org/officeDocument/2006/math" xmlns:v="urn:schemas-microsoft-com:vml" xmlns:wp14="http://schemas.microsoft.com/office/word/2010/wordprocessingDrawing" xmlns:wp="http://schemas.openxmlformats.org/drawingml/2006/wordprocessingDrawing" xmlns:w10="urn:schemas-microsoft-com:office:word" xmlns:w="http://schemas.openxmlformats.org/wordprocessingml/2006/main" xmlns:w14="http://schemas.microsoft.com/office/word/2010/wordml" xmlns:w15="http://schemas.microsoft.com/office/word/2012/wordml" xmlns:w16cex="http://schemas.microsoft.com/office/word/2018/wordml/cex" xmlns:w16cid="http://schemas.microsoft.com/office/word/2016/wordml/cid" xmlns:w16="http://schemas.microsoft.com/office/word/2018/wordml" xmlns:w16du="http://schemas.microsoft.com/office/word/2023/wordml/word16du" xmlns:w16sdtdh="http://schemas.microsoft.com/office/word/2020/wordml/sdtdatahash" xmlns:w16se="http://schemas.microsoft.com/office/word/2015/wordml/symex" xmlns:wpg="http://schemas.microsoft.com/office/word/2010/wordprocessingGroup" xmlns:wpi="http://schemas.microsoft.com/office/word/2010/wordprocessingInk" xmlns:wne="http://schemas.microsoft.com/office/word/2006/wordml" xmlns:wps="http://schemas.microsoft.com/office/word/2010/wordprocessingShape" mc:Ignorable="w14 w15 w16se w16cid w16 w16cex w16sdtdh w16du wp14">
+<w:ftr xmlns:wpc="http://schemas.microsoft.com/office/word/2010/wordprocessingCanvas" xmlns:cx="http://schemas.microsoft.com/office/drawing/2014/chartex" xmlns:cx1="http://schemas.microsoft.com/office/drawing/2015/9/8/chartex" xmlns:cx2="http://schemas.microsoft.com/office/drawing/2015/10/21/chartex" xmlns:cx3="http://schemas.microsoft.com/office/drawing/2016/5/9/chartex" xmlns:cx4="http://schemas.microsoft.com/office/drawing/2016/5/10/chartex" xmlns:cx5="http://schemas.microsoft.com/office/drawing/2016/5/11/chartex" xmlns:cx6="http://schemas.microsoft.com/office/drawing/2016/5/12/chartex" xmlns:cx7="http://schemas.microsoft.com/office/drawing/2016/5/13/chartex" xmlns:cx8="http://schemas.microsoft.com/office/drawing/2016/5/14/chartex" xmlns:mc="http://schemas.openxmlformats.org/markup-compatibility/2006" xmlns:aink="http://schemas.microsoft.com/office/drawing/2016/ink" xmlns:am3d="http://schemas.microsoft.com/office/drawing/2017/model3d" xmlns:o="urn:schemas-microsoft-com:office:office" xmlns:oel="http://schemas.microsoft.com/office/2019/extlst" xmlns:r="http://schemas.openxmlformats.org/officeDocument/2006/relationships" xmlns:m="http://schemas.openxmlformats.org/officeDocument/2006/math" xmlns:v="urn:schemas-microsoft-com:vml" xmlns:wp14="http://schemas.microsoft.com/office/word/2010/wordprocessingDrawing" xmlns:wp="http://schemas.openxmlformats.org/drawingml/2006/wordprocessingDrawing" xmlns:w10="urn:schemas-microsoft-com:office:word" xmlns:w="http://schemas.openxmlformats.org/wordprocessingml/2006/main" xmlns:w14="http://schemas.microsoft.com/office/word/2010/wordml" xmlns:w15="http://schemas.microsoft.com/office/word/2012/wordml" xmlns:w16cex="http://schemas.microsoft.com/office/word/2018/wordml/cex" xmlns:w16cid="http://schemas.microsoft.com/office/word/2016/wordml/cid" xmlns:w16="http://schemas.microsoft.com/office/word/2018/wordml" xmlns:w16du="http://schemas.microsoft.com/office/word/2023/wordml/word16du" xmlns:w16sdtdh="http://schemas.microsoft.com/office/word/2020/wordml/sdtdatahash" xmlns:w16sdtfl="http://schemas.microsoft.com/office/word/2024/wordml/sdtformatlock" xmlns:w16se="http://schemas.microsoft.com/office/word/2015/wordml/symex" xmlns:wpg="http://schemas.microsoft.com/office/word/2010/wordprocessingGroup" xmlns:wpi="http://schemas.microsoft.com/office/word/2010/wordprocessingInk" xmlns:wne="http://schemas.microsoft.com/office/word/2006/wordml" xmlns:wps="http://schemas.microsoft.com/office/word/2010/wordprocessingShape" mc:Ignorable="w14 w15 w16se w16cid w16 w16cex w16sdtdh w16sdtfl w16du wp14">
   <w:p>
     <w:pPr>
       <w:pBdr>
@@ -12181,7 +12713,7 @@
 </file>
 
 <file path=word/footnotes.xml><?xml version="1.0" encoding="utf-8"?>
-<w:footnotes xmlns:wpc="http://schemas.microsoft.com/office/word/2010/wordprocessingCanvas" xmlns:cx="http://schemas.microsoft.com/office/drawing/2014/chartex" xmlns:cx1="http://schemas.microsoft.com/office/drawing/2015/9/8/chartex" xmlns:cx2="http://schemas.microsoft.com/office/drawing/2015/10/21/chartex" xmlns:cx3="http://schemas.microsoft.com/office/drawing/2016/5/9/chartex" xmlns:cx4="http://schemas.microsoft.com/office/drawing/2016/5/10/chartex" xmlns:cx5="http://schemas.microsoft.com/office/drawing/2016/5/11/chartex" xmlns:cx6="http://schemas.microsoft.com/office/drawing/2016/5/12/chartex" xmlns:cx7="http://schemas.microsoft.com/office/drawing/2016/5/13/chartex" xmlns:cx8="http://schemas.microsoft.com/office/drawing/2016/5/14/chartex" xmlns:mc="http://schemas.openxmlformats.org/markup-compatibility/2006" xmlns:aink="http://schemas.microsoft.com/office/drawing/2016/ink" xmlns:am3d="http://schemas.microsoft.com/office/drawing/2017/model3d" xmlns:o="urn:schemas-microsoft-com:office:office" xmlns:oel="http://schemas.microsoft.com/office/2019/extlst" xmlns:r="http://schemas.openxmlformats.org/officeDocument/2006/relationships" xmlns:m="http://schemas.openxmlformats.org/officeDocument/2006/math" xmlns:v="urn:schemas-microsoft-com:vml" xmlns:wp14="http://schemas.microsoft.com/office/word/2010/wordprocessingDrawing" xmlns:wp="http://schemas.openxmlformats.org/drawingml/2006/wordprocessingDrawing" xmlns:w10="urn:schemas-microsoft-com:office:word" xmlns:w="http://schemas.openxmlformats.org/wordprocessingml/2006/main" xmlns:w14="http://schemas.microsoft.com/office/word/2010/wordml" xmlns:w15="http://schemas.microsoft.com/office/word/2012/wordml" xmlns:w16cex="http://schemas.microsoft.com/office/word/2018/wordml/cex" xmlns:w16cid="http://schemas.microsoft.com/office/word/2016/wordml/cid" xmlns:w16="http://schemas.microsoft.com/office/word/2018/wordml" xmlns:w16du="http://schemas.microsoft.com/office/word/2023/wordml/word16du" xmlns:w16sdtdh="http://schemas.microsoft.com/office/word/2020/wordml/sdtdatahash" xmlns:w16se="http://schemas.microsoft.com/office/word/2015/wordml/symex" xmlns:wpg="http://schemas.microsoft.com/office/word/2010/wordprocessingGroup" xmlns:wpi="http://schemas.microsoft.com/office/word/2010/wordprocessingInk" xmlns:wne="http://schemas.microsoft.com/office/word/2006/wordml" xmlns:wps="http://schemas.microsoft.com/office/word/2010/wordprocessingShape" mc:Ignorable="w14 w15 w16se w16cid w16 w16cex w16sdtdh w16du wp14">
+<w:footnotes xmlns:wpc="http://schemas.microsoft.com/office/word/2010/wordprocessingCanvas" xmlns:cx="http://schemas.microsoft.com/office/drawing/2014/chartex" xmlns:cx1="http://schemas.microsoft.com/office/drawing/2015/9/8/chartex" xmlns:cx2="http://schemas.microsoft.com/office/drawing/2015/10/21/chartex" xmlns:cx3="http://schemas.microsoft.com/office/drawing/2016/5/9/chartex" xmlns:cx4="http://schemas.microsoft.com/office/drawing/2016/5/10/chartex" xmlns:cx5="http://schemas.microsoft.com/office/drawing/2016/5/11/chartex" xmlns:cx6="http://schemas.microsoft.com/office/drawing/2016/5/12/chartex" xmlns:cx7="http://schemas.microsoft.com/office/drawing/2016/5/13/chartex" xmlns:cx8="http://schemas.microsoft.com/office/drawing/2016/5/14/chartex" xmlns:mc="http://schemas.openxmlformats.org/markup-compatibility/2006" xmlns:aink="http://schemas.microsoft.com/office/drawing/2016/ink" xmlns:am3d="http://schemas.microsoft.com/office/drawing/2017/model3d" xmlns:o="urn:schemas-microsoft-com:office:office" xmlns:oel="http://schemas.microsoft.com/office/2019/extlst" xmlns:r="http://schemas.openxmlformats.org/officeDocument/2006/relationships" xmlns:m="http://schemas.openxmlformats.org/officeDocument/2006/math" xmlns:v="urn:schemas-microsoft-com:vml" xmlns:wp14="http://schemas.microsoft.com/office/word/2010/wordprocessingDrawing" xmlns:wp="http://schemas.openxmlformats.org/drawingml/2006/wordprocessingDrawing" xmlns:w10="urn:schemas-microsoft-com:office:word" xmlns:w="http://schemas.openxmlformats.org/wordprocessingml/2006/main" xmlns:w14="http://schemas.microsoft.com/office/word/2010/wordml" xmlns:w15="http://schemas.microsoft.com/office/word/2012/wordml" xmlns:w16cex="http://schemas.microsoft.com/office/word/2018/wordml/cex" xmlns:w16cid="http://schemas.microsoft.com/office/word/2016/wordml/cid" xmlns:w16="http://schemas.microsoft.com/office/word/2018/wordml" xmlns:w16du="http://schemas.microsoft.com/office/word/2023/wordml/word16du" xmlns:w16sdtdh="http://schemas.microsoft.com/office/word/2020/wordml/sdtdatahash" xmlns:w16sdtfl="http://schemas.microsoft.com/office/word/2024/wordml/sdtformatlock" xmlns:w16se="http://schemas.microsoft.com/office/word/2015/wordml/symex" xmlns:wpg="http://schemas.microsoft.com/office/word/2010/wordprocessingGroup" xmlns:wpi="http://schemas.microsoft.com/office/word/2010/wordprocessingInk" xmlns:wne="http://schemas.microsoft.com/office/word/2006/wordml" xmlns:wps="http://schemas.microsoft.com/office/word/2010/wordprocessingShape" mc:Ignorable="w14 w15 w16se w16cid w16 w16cex w16sdtdh w16sdtfl w16du wp14">
   <w:footnote w:type="separator" w:id="-1">
     <w:p>
       <w:pPr>
@@ -12206,7 +12738,7 @@
 </file>
 
 <file path=word/header1.xml><?xml version="1.0" encoding="utf-8"?>
-<w:hdr xmlns:wpc="http://schemas.microsoft.com/office/word/2010/wordprocessingCanvas" xmlns:cx="http://schemas.microsoft.com/office/drawing/2014/chartex" xmlns:cx1="http://schemas.microsoft.com/office/drawing/2015/9/8/chartex" xmlns:cx2="http://schemas.microsoft.com/office/drawing/2015/10/21/chartex" xmlns:cx3="http://schemas.microsoft.com/office/drawing/2016/5/9/chartex" xmlns:cx4="http://schemas.microsoft.com/office/drawing/2016/5/10/chartex" xmlns:cx5="http://schemas.microsoft.com/office/drawing/2016/5/11/chartex" xmlns:cx6="http://schemas.microsoft.com/office/drawing/2016/5/12/chartex" xmlns:cx7="http://schemas.microsoft.com/office/drawing/2016/5/13/chartex" xmlns:cx8="http://schemas.microsoft.com/office/drawing/2016/5/14/chartex" xmlns:mc="http://schemas.openxmlformats.org/markup-compatibility/2006" xmlns:aink="http://schemas.microsoft.com/office/drawing/2016/ink" xmlns:am3d="http://schemas.microsoft.com/office/drawing/2017/model3d" xmlns:o="urn:schemas-microsoft-com:office:office" xmlns:oel="http://schemas.microsoft.com/office/2019/extlst" xmlns:r="http://schemas.openxmlformats.org/officeDocument/2006/relationships" xmlns:m="http://schemas.openxmlformats.org/officeDocument/2006/math" xmlns:v="urn:schemas-microsoft-com:vml" xmlns:wp14="http://schemas.microsoft.com/office/word/2010/wordprocessingDrawing" xmlns:wp="http://schemas.openxmlformats.org/drawingml/2006/wordprocessingDrawing" xmlns:w10="urn:schemas-microsoft-com:office:word" xmlns:w="http://schemas.openxmlformats.org/wordprocessingml/2006/main" xmlns:w14="http://schemas.microsoft.com/office/word/2010/wordml" xmlns:w15="http://schemas.microsoft.com/office/word/2012/wordml" xmlns:w16cex="http://schemas.microsoft.com/office/word/2018/wordml/cex" xmlns:w16cid="http://schemas.microsoft.com/office/word/2016/wordml/cid" xmlns:w16="http://schemas.microsoft.com/office/word/2018/wordml" xmlns:w16du="http://schemas.microsoft.com/office/word/2023/wordml/word16du" xmlns:w16sdtdh="http://schemas.microsoft.com/office/word/2020/wordml/sdtdatahash" xmlns:w16se="http://schemas.microsoft.com/office/word/2015/wordml/symex" xmlns:wpg="http://schemas.microsoft.com/office/word/2010/wordprocessingGroup" xmlns:wpi="http://schemas.microsoft.com/office/word/2010/wordprocessingInk" xmlns:wne="http://schemas.microsoft.com/office/word/2006/wordml" xmlns:wps="http://schemas.microsoft.com/office/word/2010/wordprocessingShape" mc:Ignorable="w14 w15 w16se w16cid w16 w16cex w16sdtdh w16du wp14">
+<w:hdr xmlns:wpc="http://schemas.microsoft.com/office/word/2010/wordprocessingCanvas" xmlns:cx="http://schemas.microsoft.com/office/drawing/2014/chartex" xmlns:cx1="http://schemas.microsoft.com/office/drawing/2015/9/8/chartex" xmlns:cx2="http://schemas.microsoft.com/office/drawing/2015/10/21/chartex" xmlns:cx3="http://schemas.microsoft.com/office/drawing/2016/5/9/chartex" xmlns:cx4="http://schemas.microsoft.com/office/drawing/2016/5/10/chartex" xmlns:cx5="http://schemas.microsoft.com/office/drawing/2016/5/11/chartex" xmlns:cx6="http://schemas.microsoft.com/office/drawing/2016/5/12/chartex" xmlns:cx7="http://schemas.microsoft.com/office/drawing/2016/5/13/chartex" xmlns:cx8="http://schemas.microsoft.com/office/drawing/2016/5/14/chartex" xmlns:mc="http://schemas.openxmlformats.org/markup-compatibility/2006" xmlns:aink="http://schemas.microsoft.com/office/drawing/2016/ink" xmlns:am3d="http://schemas.microsoft.com/office/drawing/2017/model3d" xmlns:o="urn:schemas-microsoft-com:office:office" xmlns:oel="http://schemas.microsoft.com/office/2019/extlst" xmlns:r="http://schemas.openxmlformats.org/officeDocument/2006/relationships" xmlns:m="http://schemas.openxmlformats.org/officeDocument/2006/math" xmlns:v="urn:schemas-microsoft-com:vml" xmlns:wp14="http://schemas.microsoft.com/office/word/2010/wordprocessingDrawing" xmlns:wp="http://schemas.openxmlformats.org/drawingml/2006/wordprocessingDrawing" xmlns:w10="urn:schemas-microsoft-com:office:word" xmlns:w="http://schemas.openxmlformats.org/wordprocessingml/2006/main" xmlns:w14="http://schemas.microsoft.com/office/word/2010/wordml" xmlns:w15="http://schemas.microsoft.com/office/word/2012/wordml" xmlns:w16cex="http://schemas.microsoft.com/office/word/2018/wordml/cex" xmlns:w16cid="http://schemas.microsoft.com/office/word/2016/wordml/cid" xmlns:w16="http://schemas.microsoft.com/office/word/2018/wordml" xmlns:w16du="http://schemas.microsoft.com/office/word/2023/wordml/word16du" xmlns:w16sdtdh="http://schemas.microsoft.com/office/word/2020/wordml/sdtdatahash" xmlns:w16sdtfl="http://schemas.microsoft.com/office/word/2024/wordml/sdtformatlock" xmlns:w16se="http://schemas.microsoft.com/office/word/2015/wordml/symex" xmlns:wpg="http://schemas.microsoft.com/office/word/2010/wordprocessingGroup" xmlns:wpi="http://schemas.microsoft.com/office/word/2010/wordprocessingInk" xmlns:wne="http://schemas.microsoft.com/office/word/2006/wordml" xmlns:wps="http://schemas.microsoft.com/office/word/2010/wordprocessingShape" mc:Ignorable="w14 w15 w16se w16cid w16 w16cex w16sdtdh w16sdtfl w16du wp14">
   <w:p>
     <w:pPr>
       <w:pStyle w:val="Header"/>
@@ -12219,7 +12751,7 @@
 </file>
 
 <file path=word/header2.xml><?xml version="1.0" encoding="utf-8"?>
-<w:hdr xmlns:wpc="http://schemas.microsoft.com/office/word/2010/wordprocessingCanvas" xmlns:cx="http://schemas.microsoft.com/office/drawing/2014/chartex" xmlns:cx1="http://schemas.microsoft.com/office/drawing/2015/9/8/chartex" xmlns:cx2="http://schemas.microsoft.com/office/drawing/2015/10/21/chartex" xmlns:cx3="http://schemas.microsoft.com/office/drawing/2016/5/9/chartex" xmlns:cx4="http://schemas.microsoft.com/office/drawing/2016/5/10/chartex" xmlns:cx5="http://schemas.microsoft.com/office/drawing/2016/5/11/chartex" xmlns:cx6="http://schemas.microsoft.com/office/drawing/2016/5/12/chartex" xmlns:cx7="http://schemas.microsoft.com/office/drawing/2016/5/13/chartex" xmlns:cx8="http://schemas.microsoft.com/office/drawing/2016/5/14/chartex" xmlns:mc="http://schemas.openxmlformats.org/markup-compatibility/2006" xmlns:aink="http://schemas.microsoft.com/office/drawing/2016/ink" xmlns:am3d="http://schemas.microsoft.com/office/drawing/2017/model3d" xmlns:o="urn:schemas-microsoft-com:office:office" xmlns:oel="http://schemas.microsoft.com/office/2019/extlst" xmlns:r="http://schemas.openxmlformats.org/officeDocument/2006/relationships" xmlns:m="http://schemas.openxmlformats.org/officeDocument/2006/math" xmlns:v="urn:schemas-microsoft-com:vml" xmlns:wp14="http://schemas.microsoft.com/office/word/2010/wordprocessingDrawing" xmlns:wp="http://schemas.openxmlformats.org/drawingml/2006/wordprocessingDrawing" xmlns:w10="urn:schemas-microsoft-com:office:word" xmlns:w="http://schemas.openxmlformats.org/wordprocessingml/2006/main" xmlns:w14="http://schemas.microsoft.com/office/word/2010/wordml" xmlns:w15="http://schemas.microsoft.com/office/word/2012/wordml" xmlns:w16cex="http://schemas.microsoft.com/office/word/2018/wordml/cex" xmlns:w16cid="http://schemas.microsoft.com/office/word/2016/wordml/cid" xmlns:w16="http://schemas.microsoft.com/office/word/2018/wordml" xmlns:w16du="http://schemas.microsoft.com/office/word/2023/wordml/word16du" xmlns:w16sdtdh="http://schemas.microsoft.com/office/word/2020/wordml/sdtdatahash" xmlns:w16se="http://schemas.microsoft.com/office/word/2015/wordml/symex" xmlns:wpg="http://schemas.microsoft.com/office/word/2010/wordprocessingGroup" xmlns:wpi="http://schemas.microsoft.com/office/word/2010/wordprocessingInk" xmlns:wne="http://schemas.microsoft.com/office/word/2006/wordml" xmlns:wps="http://schemas.microsoft.com/office/word/2010/wordprocessingShape" mc:Ignorable="w14 w15 w16se w16cid w16 w16cex w16sdtdh w16du wp14">
+<w:hdr xmlns:wpc="http://schemas.microsoft.com/office/word/2010/wordprocessingCanvas" xmlns:cx="http://schemas.microsoft.com/office/drawing/2014/chartex" xmlns:cx1="http://schemas.microsoft.com/office/drawing/2015/9/8/chartex" xmlns:cx2="http://schemas.microsoft.com/office/drawing/2015/10/21/chartex" xmlns:cx3="http://schemas.microsoft.com/office/drawing/2016/5/9/chartex" xmlns:cx4="http://schemas.microsoft.com/office/drawing/2016/5/10/chartex" xmlns:cx5="http://schemas.microsoft.com/office/drawing/2016/5/11/chartex" xmlns:cx6="http://schemas.microsoft.com/office/drawing/2016/5/12/chartex" xmlns:cx7="http://schemas.microsoft.com/office/drawing/2016/5/13/chartex" xmlns:cx8="http://schemas.microsoft.com/office/drawing/2016/5/14/chartex" xmlns:mc="http://schemas.openxmlformats.org/markup-compatibility/2006" xmlns:aink="http://schemas.microsoft.com/office/drawing/2016/ink" xmlns:am3d="http://schemas.microsoft.com/office/drawing/2017/model3d" xmlns:o="urn:schemas-microsoft-com:office:office" xmlns:oel="http://schemas.microsoft.com/office/2019/extlst" xmlns:r="http://schemas.openxmlformats.org/officeDocument/2006/relationships" xmlns:m="http://schemas.openxmlformats.org/officeDocument/2006/math" xmlns:v="urn:schemas-microsoft-com:vml" xmlns:wp14="http://schemas.microsoft.com/office/word/2010/wordprocessingDrawing" xmlns:wp="http://schemas.openxmlformats.org/drawingml/2006/wordprocessingDrawing" xmlns:w10="urn:schemas-microsoft-com:office:word" xmlns:w="http://schemas.openxmlformats.org/wordprocessingml/2006/main" xmlns:w14="http://schemas.microsoft.com/office/word/2010/wordml" xmlns:w15="http://schemas.microsoft.com/office/word/2012/wordml" xmlns:w16cex="http://schemas.microsoft.com/office/word/2018/wordml/cex" xmlns:w16cid="http://schemas.microsoft.com/office/word/2016/wordml/cid" xmlns:w16="http://schemas.microsoft.com/office/word/2018/wordml" xmlns:w16du="http://schemas.microsoft.com/office/word/2023/wordml/word16du" xmlns:w16sdtdh="http://schemas.microsoft.com/office/word/2020/wordml/sdtdatahash" xmlns:w16sdtfl="http://schemas.microsoft.com/office/word/2024/wordml/sdtformatlock" xmlns:w16se="http://schemas.microsoft.com/office/word/2015/wordml/symex" xmlns:wpg="http://schemas.microsoft.com/office/word/2010/wordprocessingGroup" xmlns:wpi="http://schemas.microsoft.com/office/word/2010/wordprocessingInk" xmlns:wne="http://schemas.microsoft.com/office/word/2006/wordml" xmlns:wps="http://schemas.microsoft.com/office/word/2010/wordprocessingShape" mc:Ignorable="w14 w15 w16se w16cid w16 w16cex w16sdtdh w16sdtfl w16du wp14">
   <w:p>
     <w:pPr>
       <w:pStyle w:val="Header"/>
@@ -12232,7 +12764,7 @@
 </file>
 
 <file path=word/styles.xml><?xml version="1.0" encoding="utf-8"?>
-<w:styles xmlns:mc="http://schemas.openxmlformats.org/markup-compatibility/2006" xmlns:r="http://schemas.openxmlformats.org/officeDocument/2006/relationships" xmlns:w="http://schemas.openxmlformats.org/wordprocessingml/2006/main" xmlns:w14="http://schemas.microsoft.com/office/word/2010/wordml" xmlns:w15="http://schemas.microsoft.com/office/word/2012/wordml" xmlns:w16cex="http://schemas.microsoft.com/office/word/2018/wordml/cex" xmlns:w16cid="http://schemas.microsoft.com/office/word/2016/wordml/cid" xmlns:w16="http://schemas.microsoft.com/office/word/2018/wordml" xmlns:w16du="http://schemas.microsoft.com/office/word/2023/wordml/word16du" xmlns:w16sdtdh="http://schemas.microsoft.com/office/word/2020/wordml/sdtdatahash" xmlns:w16se="http://schemas.microsoft.com/office/word/2015/wordml/symex" mc:Ignorable="w14 w15 w16se w16cid w16 w16cex w16sdtdh w16du">
+<w:styles xmlns:mc="http://schemas.openxmlformats.org/markup-compatibility/2006" xmlns:r="http://schemas.openxmlformats.org/officeDocument/2006/relationships" xmlns:w="http://schemas.openxmlformats.org/wordprocessingml/2006/main" xmlns:w14="http://schemas.microsoft.com/office/word/2010/wordml" xmlns:w15="http://schemas.microsoft.com/office/word/2012/wordml" xmlns:w16cex="http://schemas.microsoft.com/office/word/2018/wordml/cex" xmlns:w16cid="http://schemas.microsoft.com/office/word/2016/wordml/cid" xmlns:w16="http://schemas.microsoft.com/office/word/2018/wordml" xmlns:w16du="http://schemas.microsoft.com/office/word/2023/wordml/word16du" xmlns:w16sdtdh="http://schemas.microsoft.com/office/word/2020/wordml/sdtdatahash" xmlns:w16sdtfl="http://schemas.microsoft.com/office/word/2024/wordml/sdtformatlock" xmlns:w16se="http://schemas.microsoft.com/office/word/2015/wordml/symex" mc:Ignorable="w14 w15 w16se w16cid w16 w16cex w16sdtdh w16sdtfl w16du">
   <w:docDefaults>
     <w:rPrDefault>
       <w:rPr>

--- a/TS-Padam/TS-2.6/TS 2.6 Sanskrit Pada Paatam Corrections.docx
+++ b/TS-Padam/TS-2.6/TS 2.6 Sanskrit Pada Paatam Corrections.docx
@@ -2,536 +2,6 @@
 <file path=word/document.xml><?xml version="1.0" encoding="utf-8"?>
 <w:document xmlns:wpc="http://schemas.microsoft.com/office/word/2010/wordprocessingCanvas" xmlns:cx="http://schemas.microsoft.com/office/drawing/2014/chartex" xmlns:cx1="http://schemas.microsoft.com/office/drawing/2015/9/8/chartex" xmlns:cx2="http://schemas.microsoft.com/office/drawing/2015/10/21/chartex" xmlns:cx3="http://schemas.microsoft.com/office/drawing/2016/5/9/chartex" xmlns:cx4="http://schemas.microsoft.com/office/drawing/2016/5/10/chartex" xmlns:cx5="http://schemas.microsoft.com/office/drawing/2016/5/11/chartex" xmlns:cx6="http://schemas.microsoft.com/office/drawing/2016/5/12/chartex" xmlns:cx7="http://schemas.microsoft.com/office/drawing/2016/5/13/chartex" xmlns:cx8="http://schemas.microsoft.com/office/drawing/2016/5/14/chartex" xmlns:mc="http://schemas.openxmlformats.org/markup-compatibility/2006" xmlns:aink="http://schemas.microsoft.com/office/drawing/2016/ink" xmlns:am3d="http://schemas.microsoft.com/office/drawing/2017/model3d" xmlns:o="urn:schemas-microsoft-com:office:office" xmlns:oel="http://schemas.microsoft.com/office/2019/extlst" xmlns:r="http://schemas.openxmlformats.org/officeDocument/2006/relationships" xmlns:m="http://schemas.openxmlformats.org/officeDocument/2006/math" xmlns:v="urn:schemas-microsoft-com:vml" xmlns:wp14="http://schemas.microsoft.com/office/word/2010/wordprocessingDrawing" xmlns:wp="http://schemas.openxmlformats.org/drawingml/2006/wordprocessingDrawing" xmlns:w10="urn:schemas-microsoft-com:office:word" xmlns:w="http://schemas.openxmlformats.org/wordprocessingml/2006/main" xmlns:w14="http://schemas.microsoft.com/office/word/2010/wordml" xmlns:w15="http://schemas.microsoft.com/office/word/2012/wordml" xmlns:w16cex="http://schemas.microsoft.com/office/word/2018/wordml/cex" xmlns:w16cid="http://schemas.microsoft.com/office/word/2016/wordml/cid" xmlns:w16="http://schemas.microsoft.com/office/word/2018/wordml" xmlns:w16du="http://schemas.microsoft.com/office/word/2023/wordml/word16du" xmlns:w16sdtdh="http://schemas.microsoft.com/office/word/2020/wordml/sdtdatahash" xmlns:w16sdtfl="http://schemas.microsoft.com/office/word/2024/wordml/sdtformatlock" xmlns:w16se="http://schemas.microsoft.com/office/word/2015/wordml/symex" xmlns:wpg="http://schemas.microsoft.com/office/word/2010/wordprocessingGroup" xmlns:wpi="http://schemas.microsoft.com/office/word/2010/wordprocessingInk" xmlns:wne="http://schemas.microsoft.com/office/word/2006/wordml" xmlns:wps="http://schemas.microsoft.com/office/word/2010/wordprocessingShape" mc:Ignorable="w14 w15 w16se w16cid w16 w16cex w16sdtdh w16sdtfl w16du wp14">
   <w:body>
-    <w:p>
-      <w:pPr>
-        <w:jc w:val="center"/>
-        <w:rPr>
-          <w:b/>
-          <w:bCs/>
-          <w:sz w:val="32"/>
-          <w:szCs w:val="32"/>
-          <w:u w:val="single"/>
-        </w:rPr>
-      </w:pPr>
-      <w:r>
-        <w:rPr>
-          <w:b/>
-          <w:bCs/>
-          <w:sz w:val="32"/>
-          <w:szCs w:val="32"/>
-          <w:u w:val="single"/>
-        </w:rPr>
-        <w:t>TS Pada Paatam – TS 2.6 Sanskrit co</w:t>
-      </w:r>
-      <w:r>
-        <w:rPr>
-          <w:b/>
-          <w:bCs/>
-          <w:sz w:val="32"/>
-          <w:szCs w:val="32"/>
-          <w:u w:val="single"/>
-        </w:rPr>
-        <w:t>rrections –</w:t>
-      </w:r>
-      <w:r>
-        <w:rPr>
-          <w:b/>
-          <w:bCs/>
-          <w:sz w:val="32"/>
-          <w:szCs w:val="32"/>
-          <w:u w:val="single"/>
-        </w:rPr>
-        <w:t xml:space="preserve"> </w:t>
-      </w:r>
-      <w:r>
-        <w:rPr>
-          <w:b/>
-          <w:bCs/>
-          <w:sz w:val="32"/>
-          <w:szCs w:val="32"/>
-          <w:u w:val="single"/>
-        </w:rPr>
-        <w:t xml:space="preserve">Observed </w:t>
-      </w:r>
-      <w:proofErr w:type="gramStart"/>
-      <w:r>
-        <w:rPr>
-          <w:b/>
-          <w:bCs/>
-          <w:sz w:val="32"/>
-          <w:szCs w:val="32"/>
-          <w:u w:val="single"/>
-        </w:rPr>
-        <w:t xml:space="preserve">till </w:t>
-      </w:r>
-      <w:r>
-        <w:rPr>
-          <w:b/>
-          <w:bCs/>
-          <w:sz w:val="32"/>
-          <w:szCs w:val="32"/>
-          <w:highlight w:val="red"/>
-          <w:u w:val="single"/>
-        </w:rPr>
-        <w:t>????</w:t>
-      </w:r>
-      <w:proofErr w:type="gramEnd"/>
-    </w:p>
-    <w:p>
-      <w:pPr>
-        <w:jc w:val="center"/>
-        <w:rPr>
-          <w:b/>
-          <w:bCs/>
-        </w:rPr>
-      </w:pPr>
-      <w:r>
-        <w:rPr>
-          <w:b/>
-          <w:bCs/>
-        </w:rPr>
-        <w:t xml:space="preserve"> (ignore those which are already incorporated in your book’s version and date)</w:t>
-      </w:r>
-    </w:p>
-    <w:tbl>
-      <w:tblPr>
-        <w:tblW w:w="12794" w:type="dxa"/>
-        <w:tblInd w:w="-318" w:type="dxa"/>
-        <w:tblBorders>
-          <w:top w:val="single" w:sz="4" w:space="0" w:color="000000"/>
-          <w:left w:val="single" w:sz="4" w:space="0" w:color="000000"/>
-          <w:bottom w:val="single" w:sz="4" w:space="0" w:color="000000"/>
-          <w:right w:val="single" w:sz="4" w:space="0" w:color="000000"/>
-          <w:insideH w:val="single" w:sz="4" w:space="0" w:color="000000"/>
-          <w:insideV w:val="single" w:sz="4" w:space="0" w:color="000000"/>
-        </w:tblBorders>
-        <w:tblLook w:val="04A0" w:firstRow="1" w:lastRow="0" w:firstColumn="1" w:lastColumn="0" w:noHBand="0" w:noVBand="1"/>
-      </w:tblPr>
-      <w:tblGrid>
-        <w:gridCol w:w="3120"/>
-        <w:gridCol w:w="4424"/>
-        <w:gridCol w:w="5250"/>
-      </w:tblGrid>
-      <w:tr>
-        <w:tc>
-          <w:tcPr>
-            <w:tcW w:w="3120" w:type="dxa"/>
-          </w:tcPr>
-          <w:p>
-            <w:pPr>
-              <w:spacing w:before="0" w:line="240" w:lineRule="auto"/>
-              <w:jc w:val="center"/>
-              <w:rPr>
-                <w:sz w:val="32"/>
-                <w:szCs w:val="32"/>
-              </w:rPr>
-            </w:pPr>
-            <w:r>
-              <w:rPr>
-                <w:sz w:val="32"/>
-                <w:szCs w:val="32"/>
-              </w:rPr>
-              <w:t>Section, Paragraph</w:t>
-            </w:r>
-          </w:p>
-          <w:p>
-            <w:pPr>
-              <w:spacing w:before="0" w:line="240" w:lineRule="auto"/>
-              <w:jc w:val="center"/>
-              <w:rPr>
-                <w:sz w:val="32"/>
-                <w:szCs w:val="32"/>
-              </w:rPr>
-            </w:pPr>
-            <w:r>
-              <w:rPr>
-                <w:sz w:val="32"/>
-                <w:szCs w:val="32"/>
-              </w:rPr>
-              <w:t>Reference</w:t>
-            </w:r>
-          </w:p>
-        </w:tc>
-        <w:tc>
-          <w:tcPr>
-            <w:tcW w:w="4424" w:type="dxa"/>
-          </w:tcPr>
-          <w:p>
-            <w:pPr>
-              <w:spacing w:before="0" w:line="240" w:lineRule="auto"/>
-              <w:jc w:val="center"/>
-              <w:rPr>
-                <w:sz w:val="32"/>
-                <w:szCs w:val="32"/>
-              </w:rPr>
-            </w:pPr>
-            <w:r>
-              <w:rPr>
-                <w:sz w:val="32"/>
-                <w:szCs w:val="32"/>
-              </w:rPr>
-              <w:t>As Printed</w:t>
-            </w:r>
-          </w:p>
-        </w:tc>
-        <w:tc>
-          <w:tcPr>
-            <w:tcW w:w="5250" w:type="dxa"/>
-          </w:tcPr>
-          <w:p>
-            <w:pPr>
-              <w:spacing w:before="0" w:line="240" w:lineRule="auto"/>
-              <w:ind w:right="-18"/>
-              <w:jc w:val="center"/>
-              <w:rPr>
-                <w:sz w:val="32"/>
-                <w:szCs w:val="32"/>
-              </w:rPr>
-            </w:pPr>
-            <w:r>
-              <w:rPr>
-                <w:sz w:val="32"/>
-                <w:szCs w:val="32"/>
-              </w:rPr>
-              <w:t>To be read as or corrected as</w:t>
-            </w:r>
-          </w:p>
-        </w:tc>
-      </w:tr>
-      <w:tr>
-        <w:trPr>
-          <w:trHeight w:val="1091"/>
-        </w:trPr>
-        <w:tc>
-          <w:tcPr>
-            <w:tcW w:w="3120" w:type="dxa"/>
-            <w:tcBorders>
-              <w:top w:val="single" w:sz="4" w:space="0" w:color="000000"/>
-              <w:left w:val="single" w:sz="4" w:space="0" w:color="000000"/>
-              <w:bottom w:val="single" w:sz="4" w:space="0" w:color="000000"/>
-              <w:right w:val="single" w:sz="4" w:space="0" w:color="000000"/>
-            </w:tcBorders>
-          </w:tcPr>
-          <w:p>
-            <w:pPr>
-              <w:widowControl w:val="0"/>
-              <w:autoSpaceDE w:val="0"/>
-              <w:autoSpaceDN w:val="0"/>
-              <w:adjustRightInd w:val="0"/>
-              <w:spacing w:before="0" w:line="264" w:lineRule="auto"/>
-              <w:ind w:right="-320"/>
-              <w:jc w:val="both"/>
-              <w:rPr>
-                <w:rFonts w:eastAsia="Times New Roman" w:cs="Arial"/>
-                <w:b/>
-                <w:sz w:val="28"/>
-                <w:szCs w:val="28"/>
-                <w:lang w:eastAsia="en-IN" w:bidi="ml-IN"/>
-              </w:rPr>
-            </w:pPr>
-            <w:r>
-              <w:rPr>
-                <w:rFonts w:eastAsia="Times New Roman" w:cs="Arial"/>
-                <w:b/>
-                <w:sz w:val="28"/>
-                <w:szCs w:val="28"/>
-                <w:lang w:eastAsia="en-IN" w:bidi="ml-IN"/>
-              </w:rPr>
-              <w:t>TS 2.6.</w:t>
-            </w:r>
-            <w:r>
-              <w:rPr>
-                <w:rFonts w:eastAsia="Times New Roman" w:cs="Arial"/>
-                <w:b/>
-                <w:sz w:val="28"/>
-                <w:szCs w:val="28"/>
-                <w:lang w:eastAsia="en-IN" w:bidi="ml-IN"/>
-              </w:rPr>
-              <w:t>5</w:t>
-            </w:r>
-            <w:r>
-              <w:rPr>
-                <w:rFonts w:eastAsia="Times New Roman" w:cs="Arial"/>
-                <w:b/>
-                <w:sz w:val="28"/>
-                <w:szCs w:val="28"/>
-                <w:lang w:eastAsia="en-IN" w:bidi="ml-IN"/>
-              </w:rPr>
-              <w:t>.</w:t>
-            </w:r>
-            <w:r>
-              <w:rPr>
-                <w:rFonts w:eastAsia="Times New Roman" w:cs="Arial"/>
-                <w:b/>
-                <w:sz w:val="28"/>
-                <w:szCs w:val="28"/>
-                <w:lang w:eastAsia="en-IN" w:bidi="ml-IN"/>
-              </w:rPr>
-              <w:t>6</w:t>
-            </w:r>
-            <w:r>
-              <w:rPr>
-                <w:rFonts w:eastAsia="Times New Roman" w:cs="Arial"/>
-                <w:b/>
-                <w:sz w:val="28"/>
-                <w:szCs w:val="28"/>
-                <w:lang w:eastAsia="en-IN" w:bidi="ml-IN"/>
-              </w:rPr>
-              <w:t xml:space="preserve"> - Padam</w:t>
-            </w:r>
-          </w:p>
-          <w:p>
-            <w:pPr>
-              <w:widowControl w:val="0"/>
-              <w:autoSpaceDE w:val="0"/>
-              <w:autoSpaceDN w:val="0"/>
-              <w:adjustRightInd w:val="0"/>
-              <w:spacing w:before="0" w:line="264" w:lineRule="auto"/>
-              <w:ind w:right="-320"/>
-              <w:jc w:val="both"/>
-              <w:rPr>
-                <w:rFonts w:eastAsia="Times New Roman" w:cs="Arial"/>
-                <w:b/>
-                <w:sz w:val="28"/>
-                <w:szCs w:val="28"/>
-                <w:lang w:eastAsia="en-IN" w:bidi="ml-IN"/>
-              </w:rPr>
-            </w:pPr>
-            <w:r>
-              <w:rPr>
-                <w:rFonts w:eastAsia="Times New Roman" w:cs="Arial"/>
-                <w:b/>
-                <w:sz w:val="28"/>
-                <w:szCs w:val="28"/>
-                <w:lang w:eastAsia="en-IN" w:bidi="ml-IN"/>
-              </w:rPr>
-              <w:t xml:space="preserve">Padam No. - </w:t>
-            </w:r>
-            <w:r>
-              <w:rPr>
-                <w:rFonts w:eastAsia="Times New Roman" w:cs="Arial"/>
-                <w:b/>
-                <w:sz w:val="28"/>
-                <w:szCs w:val="28"/>
-                <w:lang w:eastAsia="en-IN" w:bidi="ml-IN"/>
-              </w:rPr>
-              <w:t>47</w:t>
-            </w:r>
-          </w:p>
-          <w:p>
-            <w:pPr>
-              <w:widowControl w:val="0"/>
-              <w:autoSpaceDE w:val="0"/>
-              <w:autoSpaceDN w:val="0"/>
-              <w:adjustRightInd w:val="0"/>
-              <w:spacing w:before="0" w:line="240" w:lineRule="auto"/>
-              <w:ind w:right="-320"/>
-              <w:jc w:val="both"/>
-              <w:rPr>
-                <w:rFonts w:eastAsia="Times New Roman" w:cs="Arial"/>
-                <w:b/>
-                <w:bCs/>
-                <w:sz w:val="28"/>
-                <w:szCs w:val="28"/>
-                <w:lang w:eastAsia="en-IN" w:bidi="ml-IN"/>
-              </w:rPr>
-            </w:pPr>
-            <w:r>
-              <w:rPr>
-                <w:rFonts w:eastAsia="Times New Roman" w:cs="Arial"/>
-                <w:b/>
-                <w:sz w:val="28"/>
-                <w:szCs w:val="28"/>
-                <w:lang w:eastAsia="en-IN" w:bidi="ml-IN"/>
-              </w:rPr>
-              <w:t xml:space="preserve">Panchaati No. </w:t>
-            </w:r>
-            <w:r>
-              <w:rPr>
-                <w:rFonts w:eastAsia="Times New Roman" w:cs="Arial"/>
-                <w:b/>
-                <w:sz w:val="28"/>
-                <w:szCs w:val="28"/>
-                <w:lang w:eastAsia="en-IN" w:bidi="ml-IN"/>
-              </w:rPr>
-              <w:t>29</w:t>
-            </w:r>
-          </w:p>
-        </w:tc>
-        <w:tc>
-          <w:tcPr>
-            <w:tcW w:w="4424" w:type="dxa"/>
-            <w:tcBorders>
-              <w:top w:val="single" w:sz="4" w:space="0" w:color="000000"/>
-              <w:left w:val="single" w:sz="4" w:space="0" w:color="000000"/>
-              <w:bottom w:val="single" w:sz="4" w:space="0" w:color="000000"/>
-              <w:right w:val="single" w:sz="4" w:space="0" w:color="000000"/>
-            </w:tcBorders>
-          </w:tcPr>
-          <w:p>
-            <w:pPr>
-              <w:widowControl w:val="0"/>
-              <w:autoSpaceDE w:val="0"/>
-              <w:autoSpaceDN w:val="0"/>
-              <w:adjustRightInd w:val="0"/>
-              <w:spacing w:before="0" w:line="240" w:lineRule="auto"/>
-              <w:ind w:right="-22"/>
-              <w:rPr>
-                <w:rFonts w:ascii="BRH Malayalam Extra" w:hAnsi="BRH Malayalam Extra" w:cs="BRH Malayalam Extra"/>
-                <w:sz w:val="40"/>
-                <w:szCs w:val="40"/>
-              </w:rPr>
-            </w:pPr>
-            <w:r>
-              <w:rPr>
-                <w:rFonts w:ascii="BRH Malayalam Extra" w:hAnsi="BRH Malayalam Extra" w:cs="BRH Malayalam Extra"/>
-                <w:sz w:val="40"/>
-                <w:szCs w:val="40"/>
-                <w:lang w:val="it-IT"/>
-              </w:rPr>
-              <w:t>jZ§ | ög¢</w:t>
-            </w:r>
-            <w:r>
-              <w:rPr>
-                <w:rFonts w:ascii="BRH Malayalam Extra" w:hAnsi="BRH Malayalam Extra" w:cs="BRH Malayalam Extra"/>
-                <w:sz w:val="32"/>
-                <w:szCs w:val="40"/>
-                <w:lang w:val="it-IT"/>
-              </w:rPr>
-              <w:t>–</w:t>
-            </w:r>
-            <w:r>
-              <w:rPr>
-                <w:rFonts w:ascii="BRH Malayalam Extra" w:hAnsi="BRH Malayalam Extra" w:cs="BRH Malayalam Extra"/>
-                <w:sz w:val="40"/>
-                <w:szCs w:val="40"/>
-                <w:highlight w:val="yellow"/>
-                <w:lang w:val="it-IT"/>
-              </w:rPr>
-              <w:t>jx</w:t>
-            </w:r>
-            <w:r>
-              <w:rPr>
-                <w:rFonts w:ascii="BRH Malayalam Extra" w:hAnsi="BRH Malayalam Extra" w:cs="BRH Malayalam Extra"/>
-                <w:sz w:val="32"/>
-                <w:szCs w:val="40"/>
-                <w:highlight w:val="yellow"/>
-                <w:lang w:val="it-IT"/>
-              </w:rPr>
-              <w:t>–</w:t>
-            </w:r>
-            <w:r>
-              <w:rPr>
-                <w:rFonts w:ascii="BRH Malayalam Extra" w:hAnsi="BRH Malayalam Extra" w:cs="BRH Malayalam Extra"/>
-                <w:sz w:val="40"/>
-                <w:szCs w:val="40"/>
-                <w:lang w:val="it-IT"/>
-              </w:rPr>
-              <w:t>Z§ |</w:t>
-            </w:r>
-          </w:p>
-        </w:tc>
-        <w:tc>
-          <w:tcPr>
-            <w:tcW w:w="5250" w:type="dxa"/>
-            <w:tcBorders>
-              <w:top w:val="single" w:sz="4" w:space="0" w:color="000000"/>
-              <w:left w:val="single" w:sz="4" w:space="0" w:color="000000"/>
-              <w:bottom w:val="single" w:sz="4" w:space="0" w:color="000000"/>
-              <w:right w:val="single" w:sz="4" w:space="0" w:color="000000"/>
-            </w:tcBorders>
-          </w:tcPr>
-          <w:p>
-            <w:pPr>
-              <w:widowControl w:val="0"/>
-              <w:autoSpaceDE w:val="0"/>
-              <w:autoSpaceDN w:val="0"/>
-              <w:adjustRightInd w:val="0"/>
-              <w:spacing w:before="0" w:line="240" w:lineRule="auto"/>
-              <w:ind w:right="-22"/>
-              <w:rPr>
-                <w:rFonts w:ascii="BRH Malayalam Extra" w:hAnsi="BRH Malayalam Extra" w:cs="BRH Malayalam Extra"/>
-                <w:sz w:val="40"/>
-                <w:szCs w:val="40"/>
-              </w:rPr>
-            </w:pPr>
-            <w:r>
-              <w:rPr>
-                <w:rFonts w:ascii="BRH Malayalam Extra" w:hAnsi="BRH Malayalam Extra" w:cs="BRH Malayalam Extra"/>
-                <w:sz w:val="40"/>
-                <w:szCs w:val="40"/>
-                <w:lang w:val="it-IT"/>
-              </w:rPr>
-              <w:t>jZ§ | ög¢</w:t>
-            </w:r>
-            <w:r>
-              <w:rPr>
-                <w:rFonts w:ascii="BRH Malayalam Extra" w:hAnsi="BRH Malayalam Extra" w:cs="BRH Malayalam Extra"/>
-                <w:sz w:val="32"/>
-                <w:szCs w:val="40"/>
-                <w:lang w:val="it-IT"/>
-              </w:rPr>
-              <w:t>–</w:t>
-            </w:r>
-            <w:r>
-              <w:rPr>
-                <w:rFonts w:ascii="BRH Malayalam Extra" w:hAnsi="BRH Malayalam Extra" w:cs="BRH Malayalam Extra"/>
-                <w:sz w:val="40"/>
-                <w:szCs w:val="40"/>
-                <w:highlight w:val="green"/>
-                <w:lang w:val="it-IT"/>
-              </w:rPr>
-              <w:t>jx</w:t>
-            </w:r>
-            <w:r>
-              <w:rPr>
-                <w:rFonts w:ascii="BRH Malayalam Extra" w:hAnsi="BRH Malayalam Extra" w:cs="BRH Malayalam Extra"/>
-                <w:sz w:val="40"/>
-                <w:szCs w:val="40"/>
-                <w:lang w:val="it-IT"/>
-              </w:rPr>
-              <w:t>Z§ |</w:t>
-            </w:r>
-          </w:p>
-        </w:tc>
-      </w:tr>
-    </w:tbl>
-    <w:p>
-      <w:pPr>
-        <w:jc w:val="center"/>
-        <w:rPr>
-          <w:b/>
-          <w:bCs/>
-          <w:sz w:val="32"/>
-          <w:szCs w:val="32"/>
-          <w:u w:val="single"/>
-        </w:rPr>
-      </w:pPr>
-    </w:p>
-    <w:p>
-      <w:pPr>
-        <w:jc w:val="center"/>
-        <w:rPr>
-          <w:b/>
-          <w:bCs/>
-          <w:sz w:val="32"/>
-          <w:szCs w:val="32"/>
-          <w:u w:val="single"/>
-        </w:rPr>
-      </w:pPr>
-    </w:p>
-    <w:p>
-      <w:pPr>
-        <w:jc w:val="center"/>
-        <w:rPr>
-          <w:b/>
-          <w:bCs/>
-          <w:sz w:val="32"/>
-          <w:szCs w:val="32"/>
-          <w:u w:val="single"/>
-        </w:rPr>
-      </w:pPr>
-    </w:p>
     <w:p>
       <w:pPr>
         <w:jc w:val="center"/>
@@ -1190,6 +660,309 @@
       </w:tr>
       <w:tr>
         <w:trPr>
+          <w:trHeight w:val="1091"/>
+        </w:trPr>
+        <w:tc>
+          <w:tcPr>
+            <w:tcW w:w="3120" w:type="dxa"/>
+            <w:tcBorders>
+              <w:top w:val="single" w:sz="4" w:space="0" w:color="000000"/>
+              <w:left w:val="single" w:sz="4" w:space="0" w:color="000000"/>
+              <w:bottom w:val="single" w:sz="4" w:space="0" w:color="000000"/>
+              <w:right w:val="single" w:sz="4" w:space="0" w:color="000000"/>
+            </w:tcBorders>
+          </w:tcPr>
+          <w:p>
+            <w:pPr>
+              <w:widowControl w:val="0"/>
+              <w:autoSpaceDE w:val="0"/>
+              <w:autoSpaceDN w:val="0"/>
+              <w:adjustRightInd w:val="0"/>
+              <w:spacing w:before="0" w:line="264" w:lineRule="auto"/>
+              <w:ind w:right="-320"/>
+              <w:jc w:val="both"/>
+              <w:rPr>
+                <w:rFonts w:eastAsia="Times New Roman" w:cs="Arial"/>
+                <w:b/>
+                <w:sz w:val="28"/>
+                <w:szCs w:val="28"/>
+                <w:lang w:eastAsia="en-IN" w:bidi="ml-IN"/>
+              </w:rPr>
+            </w:pPr>
+            <w:r>
+              <w:rPr>
+                <w:rFonts w:eastAsia="Times New Roman" w:cs="Arial"/>
+                <w:b/>
+                <w:sz w:val="28"/>
+                <w:szCs w:val="28"/>
+                <w:lang w:eastAsia="en-IN" w:bidi="ml-IN"/>
+              </w:rPr>
+              <w:t>TS 2.6.</w:t>
+            </w:r>
+            <w:r>
+              <w:rPr>
+                <w:rFonts w:eastAsia="Times New Roman" w:cs="Arial"/>
+                <w:b/>
+                <w:sz w:val="28"/>
+                <w:szCs w:val="28"/>
+                <w:lang w:eastAsia="en-IN" w:bidi="ml-IN"/>
+              </w:rPr>
+              <w:t>5</w:t>
+            </w:r>
+            <w:r>
+              <w:rPr>
+                <w:rFonts w:eastAsia="Times New Roman" w:cs="Arial"/>
+                <w:b/>
+                <w:sz w:val="28"/>
+                <w:szCs w:val="28"/>
+                <w:lang w:eastAsia="en-IN" w:bidi="ml-IN"/>
+              </w:rPr>
+              <w:t>.</w:t>
+            </w:r>
+            <w:r>
+              <w:rPr>
+                <w:rFonts w:eastAsia="Times New Roman" w:cs="Arial"/>
+                <w:b/>
+                <w:sz w:val="28"/>
+                <w:szCs w:val="28"/>
+                <w:lang w:eastAsia="en-IN" w:bidi="ml-IN"/>
+              </w:rPr>
+              <w:t>6</w:t>
+            </w:r>
+            <w:r>
+              <w:rPr>
+                <w:rFonts w:eastAsia="Times New Roman" w:cs="Arial"/>
+                <w:b/>
+                <w:sz w:val="28"/>
+                <w:szCs w:val="28"/>
+                <w:lang w:eastAsia="en-IN" w:bidi="ml-IN"/>
+              </w:rPr>
+              <w:t xml:space="preserve"> - Padam</w:t>
+            </w:r>
+          </w:p>
+          <w:p>
+            <w:pPr>
+              <w:widowControl w:val="0"/>
+              <w:autoSpaceDE w:val="0"/>
+              <w:autoSpaceDN w:val="0"/>
+              <w:adjustRightInd w:val="0"/>
+              <w:spacing w:before="0" w:line="264" w:lineRule="auto"/>
+              <w:ind w:right="-320"/>
+              <w:jc w:val="both"/>
+              <w:rPr>
+                <w:rFonts w:eastAsia="Times New Roman" w:cs="Arial"/>
+                <w:b/>
+                <w:sz w:val="28"/>
+                <w:szCs w:val="28"/>
+                <w:lang w:eastAsia="en-IN" w:bidi="ml-IN"/>
+              </w:rPr>
+            </w:pPr>
+            <w:r>
+              <w:rPr>
+                <w:rFonts w:eastAsia="Times New Roman" w:cs="Arial"/>
+                <w:b/>
+                <w:sz w:val="28"/>
+                <w:szCs w:val="28"/>
+                <w:lang w:eastAsia="en-IN" w:bidi="ml-IN"/>
+              </w:rPr>
+              <w:t xml:space="preserve">Padam No. - </w:t>
+            </w:r>
+            <w:r>
+              <w:rPr>
+                <w:rFonts w:eastAsia="Times New Roman" w:cs="Arial"/>
+                <w:b/>
+                <w:sz w:val="28"/>
+                <w:szCs w:val="28"/>
+                <w:lang w:eastAsia="en-IN" w:bidi="ml-IN"/>
+              </w:rPr>
+              <w:t>47</w:t>
+            </w:r>
+          </w:p>
+          <w:p>
+            <w:pPr>
+              <w:widowControl w:val="0"/>
+              <w:autoSpaceDE w:val="0"/>
+              <w:autoSpaceDN w:val="0"/>
+              <w:adjustRightInd w:val="0"/>
+              <w:spacing w:before="0" w:line="240" w:lineRule="auto"/>
+              <w:ind w:right="-320"/>
+              <w:jc w:val="both"/>
+              <w:rPr>
+                <w:rFonts w:eastAsia="Times New Roman" w:cs="Arial"/>
+                <w:b/>
+                <w:bCs/>
+                <w:sz w:val="28"/>
+                <w:szCs w:val="28"/>
+                <w:lang w:eastAsia="en-IN" w:bidi="ml-IN"/>
+              </w:rPr>
+            </w:pPr>
+            <w:r>
+              <w:rPr>
+                <w:rFonts w:eastAsia="Times New Roman" w:cs="Arial"/>
+                <w:b/>
+                <w:sz w:val="28"/>
+                <w:szCs w:val="28"/>
+                <w:lang w:eastAsia="en-IN" w:bidi="ml-IN"/>
+              </w:rPr>
+              <w:t xml:space="preserve">Panchaati No. </w:t>
+            </w:r>
+            <w:r>
+              <w:rPr>
+                <w:rFonts w:eastAsia="Times New Roman" w:cs="Arial"/>
+                <w:b/>
+                <w:sz w:val="28"/>
+                <w:szCs w:val="28"/>
+                <w:lang w:eastAsia="en-IN" w:bidi="ml-IN"/>
+              </w:rPr>
+              <w:t>29</w:t>
+            </w:r>
+          </w:p>
+        </w:tc>
+        <w:tc>
+          <w:tcPr>
+            <w:tcW w:w="4424" w:type="dxa"/>
+            <w:tcBorders>
+              <w:top w:val="single" w:sz="4" w:space="0" w:color="000000"/>
+              <w:left w:val="single" w:sz="4" w:space="0" w:color="000000"/>
+              <w:bottom w:val="single" w:sz="4" w:space="0" w:color="000000"/>
+              <w:right w:val="single" w:sz="4" w:space="0" w:color="000000"/>
+            </w:tcBorders>
+          </w:tcPr>
+          <w:p>
+            <w:pPr>
+              <w:widowControl w:val="0"/>
+              <w:autoSpaceDE w:val="0"/>
+              <w:autoSpaceDN w:val="0"/>
+              <w:adjustRightInd w:val="0"/>
+              <w:spacing w:before="0" w:line="240" w:lineRule="auto"/>
+              <w:ind w:right="-22"/>
+              <w:rPr>
+                <w:rFonts w:ascii="BRH Malayalam Extra" w:hAnsi="BRH Malayalam Extra" w:cs="BRH Malayalam Extra"/>
+                <w:sz w:val="40"/>
+                <w:szCs w:val="40"/>
+              </w:rPr>
+            </w:pPr>
+            <w:r>
+              <w:rPr>
+                <w:rFonts w:ascii="BRH Devanagari Extra" w:hAnsi="BRH Devanagari Extra" w:cs="BRH Devanagari Extra"/>
+                <w:sz w:val="40"/>
+                <w:szCs w:val="40"/>
+              </w:rPr>
+              <w:t xml:space="preserve">rÉiÉç | </w:t>
+            </w:r>
+            <w:r>
+              <w:rPr>
+                <w:rFonts w:ascii="BRH Devanagari Extra" w:hAnsi="BRH Devanagari Extra" w:cs="BRH Devanagari Extra"/>
+                <w:sz w:val="40"/>
+                <w:szCs w:val="40"/>
+              </w:rPr>
+              <w:t>oÉëÔ</w:t>
+            </w:r>
+            <w:r>
+              <w:rPr>
+                <w:rFonts w:ascii="BRH Malayalam Extra" w:hAnsi="BRH Malayalam Extra" w:cs="BRH Devanagari Extra"/>
+                <w:sz w:val="32"/>
+                <w:szCs w:val="40"/>
+              </w:rPr>
+              <w:t>–</w:t>
+            </w:r>
+            <w:r>
+              <w:rPr>
+                <w:rFonts w:ascii="BRH Devanagari Extra" w:hAnsi="BRH Devanagari Extra" w:cs="BRH Devanagari Extra"/>
+                <w:sz w:val="40"/>
+                <w:szCs w:val="40"/>
+                <w:highlight w:val="yellow"/>
+              </w:rPr>
+              <w:t>rÉÉ</w:t>
+            </w:r>
+            <w:r>
+              <w:rPr>
+                <w:rFonts w:ascii="BRH Malayalam Extra" w:hAnsi="BRH Malayalam Extra" w:cs="BRH Devanagari Extra"/>
+                <w:sz w:val="32"/>
+                <w:szCs w:val="40"/>
+              </w:rPr>
+              <w:t>–</w:t>
+            </w:r>
+            <w:r>
+              <w:rPr>
+                <w:rFonts w:ascii="BRH Devanagari Extra" w:hAnsi="BRH Devanagari Extra" w:cs="BRH Devanagari Extra"/>
+                <w:sz w:val="40"/>
+                <w:szCs w:val="40"/>
+              </w:rPr>
+              <w:t>iÉç</w:t>
+            </w:r>
+            <w:r>
+              <w:rPr>
+                <w:rFonts w:ascii="BRH Devanagari Extra" w:hAnsi="BRH Devanagari Extra" w:cs="BRH Devanagari Extra"/>
+                <w:sz w:val="40"/>
+                <w:szCs w:val="40"/>
+              </w:rPr>
+              <w:t xml:space="preserve"> |</w:t>
+            </w:r>
+          </w:p>
+        </w:tc>
+        <w:tc>
+          <w:tcPr>
+            <w:tcW w:w="5250" w:type="dxa"/>
+            <w:tcBorders>
+              <w:top w:val="single" w:sz="4" w:space="0" w:color="000000"/>
+              <w:left w:val="single" w:sz="4" w:space="0" w:color="000000"/>
+              <w:bottom w:val="single" w:sz="4" w:space="0" w:color="000000"/>
+              <w:right w:val="single" w:sz="4" w:space="0" w:color="000000"/>
+            </w:tcBorders>
+          </w:tcPr>
+          <w:p>
+            <w:pPr>
+              <w:widowControl w:val="0"/>
+              <w:autoSpaceDE w:val="0"/>
+              <w:autoSpaceDN w:val="0"/>
+              <w:adjustRightInd w:val="0"/>
+              <w:spacing w:before="0" w:line="240" w:lineRule="auto"/>
+              <w:ind w:right="-22"/>
+              <w:rPr>
+                <w:rFonts w:ascii="BRH Malayalam Extra" w:hAnsi="BRH Malayalam Extra" w:cs="BRH Malayalam Extra"/>
+                <w:sz w:val="40"/>
+                <w:szCs w:val="40"/>
+              </w:rPr>
+            </w:pPr>
+            <w:r>
+              <w:rPr>
+                <w:rFonts w:ascii="BRH Devanagari Extra" w:hAnsi="BRH Devanagari Extra" w:cs="BRH Devanagari Extra"/>
+                <w:sz w:val="40"/>
+                <w:szCs w:val="40"/>
+              </w:rPr>
+              <w:t>rÉiÉç | oÉëÔ</w:t>
+            </w:r>
+            <w:r>
+              <w:rPr>
+                <w:rFonts w:ascii="BRH Malayalam Extra" w:hAnsi="BRH Malayalam Extra" w:cs="BRH Devanagari Extra"/>
+                <w:sz w:val="32"/>
+                <w:szCs w:val="40"/>
+              </w:rPr>
+              <w:t>–</w:t>
+            </w:r>
+            <w:r>
+              <w:rPr>
+                <w:rFonts w:ascii="BRH Devanagari Extra" w:hAnsi="BRH Devanagari Extra" w:cs="BRH Devanagari Extra"/>
+                <w:sz w:val="40"/>
+                <w:szCs w:val="40"/>
+                <w:highlight w:val="green"/>
+              </w:rPr>
+              <w:t>rÉÉ</w:t>
+            </w:r>
+            <w:r>
+              <w:rPr>
+                <w:rFonts w:ascii="BRH Devanagari Extra" w:hAnsi="BRH Devanagari Extra" w:cs="BRH Devanagari Extra"/>
+                <w:sz w:val="40"/>
+                <w:szCs w:val="40"/>
+              </w:rPr>
+              <w:t>iÉç |</w:t>
+            </w:r>
+          </w:p>
+        </w:tc>
+      </w:tr>
+      <w:tr>
+        <w:trPr>
           <w:trHeight w:val="569"/>
         </w:trPr>
         <w:tc>
@@ -1438,16 +1211,7 @@
                 <w:sz w:val="40"/>
                 <w:szCs w:val="40"/>
               </w:rPr>
-              <w:t xml:space="preserve"> </w:t>
-            </w:r>
-            <w:r>
-              <w:rPr>
-                <w:rFonts w:ascii="BRH Devanagari Extra" w:hAnsi="BRH Devanagari Extra" w:cs="BRH Devanagari Extra"/>
-                <w:sz w:val="40"/>
-                <w:szCs w:val="40"/>
-              </w:rPr>
-              <w:lastRenderedPageBreak/>
-              <w:t>rÉeÉþiÉå</w:t>
+              <w:t xml:space="preserve"> rÉeÉþiÉå</w:t>
             </w:r>
           </w:p>
         </w:tc>
@@ -1481,7 +1245,6 @@
                 <w:sz w:val="40"/>
                 <w:szCs w:val="40"/>
               </w:rPr>
-              <w:lastRenderedPageBreak/>
               <w:t>rÉ</w:t>
             </w:r>
             <w:r>
@@ -1554,7 +1317,6 @@
                 <w:sz w:val="40"/>
                 <w:szCs w:val="40"/>
               </w:rPr>
-              <w:lastRenderedPageBreak/>
               <w:t>rÉeÉþiÉå</w:t>
             </w:r>
           </w:p>
@@ -1580,9 +1342,56 @@
           <w:szCs w:val="32"/>
           <w:u w:val="single"/>
         </w:rPr>
-        <w:lastRenderedPageBreak/>
         <w:t>===========</w:t>
       </w:r>
+    </w:p>
+    <w:p>
+      <w:pPr>
+        <w:jc w:val="center"/>
+        <w:rPr>
+          <w:b/>
+          <w:bCs/>
+          <w:sz w:val="32"/>
+          <w:szCs w:val="32"/>
+          <w:u w:val="single"/>
+        </w:rPr>
+      </w:pPr>
+    </w:p>
+    <w:p>
+      <w:pPr>
+        <w:jc w:val="center"/>
+        <w:rPr>
+          <w:b/>
+          <w:bCs/>
+          <w:sz w:val="32"/>
+          <w:szCs w:val="32"/>
+          <w:u w:val="single"/>
+        </w:rPr>
+      </w:pPr>
+    </w:p>
+    <w:p>
+      <w:pPr>
+        <w:jc w:val="center"/>
+        <w:rPr>
+          <w:b/>
+          <w:bCs/>
+          <w:sz w:val="32"/>
+          <w:szCs w:val="32"/>
+          <w:u w:val="single"/>
+        </w:rPr>
+      </w:pPr>
+    </w:p>
+    <w:p>
+      <w:pPr>
+        <w:jc w:val="center"/>
+        <w:rPr>
+          <w:b/>
+          <w:bCs/>
+          <w:sz w:val="32"/>
+          <w:szCs w:val="32"/>
+          <w:u w:val="single"/>
+        </w:rPr>
+      </w:pPr>
     </w:p>
     <w:p>
       <w:pPr>
@@ -1603,6 +1412,7 @@
           <w:szCs w:val="32"/>
           <w:u w:val="single"/>
         </w:rPr>
+        <w:lastRenderedPageBreak/>
         <w:t>TS Pada Paatam – TS 2.6 Sanskrit co</w:t>
       </w:r>
       <w:r>
@@ -3139,6 +2949,30 @@
         </w:rPr>
         <w:t>==================</w:t>
       </w:r>
+    </w:p>
+    <w:p>
+      <w:pPr>
+        <w:jc w:val="center"/>
+        <w:rPr>
+          <w:b/>
+          <w:bCs/>
+          <w:sz w:val="32"/>
+          <w:szCs w:val="32"/>
+          <w:u w:val="single"/>
+        </w:rPr>
+      </w:pPr>
+    </w:p>
+    <w:p>
+      <w:pPr>
+        <w:jc w:val="center"/>
+        <w:rPr>
+          <w:b/>
+          <w:bCs/>
+          <w:sz w:val="32"/>
+          <w:szCs w:val="32"/>
+          <w:u w:val="single"/>
+        </w:rPr>
+      </w:pPr>
     </w:p>
     <w:p>
       <w:pPr>
@@ -6493,7 +6327,6 @@
                 <w:lang w:bidi="ta-IN"/>
               </w:rPr>
             </w:pPr>
-            <w:proofErr w:type="gramStart"/>
             <w:r>
               <w:rPr>
                 <w:rFonts w:cs="Latha"/>
@@ -6503,19 +6336,7 @@
                 <w:szCs w:val="28"/>
                 <w:lang w:bidi="ta-IN"/>
               </w:rPr>
-              <w:t>Panchaati  No.</w:t>
-            </w:r>
-            <w:proofErr w:type="gramEnd"/>
-            <w:r>
-              <w:rPr>
-                <w:rFonts w:cs="Latha"/>
-                <w:b/>
-                <w:bCs/>
-                <w:sz w:val="28"/>
-                <w:szCs w:val="28"/>
-                <w:lang w:bidi="ta-IN"/>
-              </w:rPr>
-              <w:t xml:space="preserve"> 16</w:t>
+              <w:t>Panchaati  No. 16</w:t>
             </w:r>
           </w:p>
         </w:tc>
@@ -6727,7 +6548,6 @@
                 <w:lang w:bidi="ta-IN"/>
               </w:rPr>
             </w:pPr>
-            <w:proofErr w:type="gramStart"/>
             <w:r>
               <w:rPr>
                 <w:rFonts w:cs="Latha"/>
@@ -6737,19 +6557,7 @@
                 <w:szCs w:val="28"/>
                 <w:lang w:bidi="ta-IN"/>
               </w:rPr>
-              <w:t>Panchaati  No.</w:t>
-            </w:r>
-            <w:proofErr w:type="gramEnd"/>
-            <w:r>
-              <w:rPr>
-                <w:rFonts w:cs="Latha"/>
-                <w:b/>
-                <w:bCs/>
-                <w:sz w:val="28"/>
-                <w:szCs w:val="28"/>
-                <w:lang w:bidi="ta-IN"/>
-              </w:rPr>
-              <w:t xml:space="preserve"> 17</w:t>
+              <w:t>Panchaati  No. 17</w:t>
             </w:r>
           </w:p>
         </w:tc>
@@ -7021,7 +6829,6 @@
                 <w:lang w:bidi="ta-IN"/>
               </w:rPr>
             </w:pPr>
-            <w:proofErr w:type="gramStart"/>
             <w:r>
               <w:rPr>
                 <w:rFonts w:cs="Latha"/>
@@ -7031,19 +6838,7 @@
                 <w:szCs w:val="28"/>
                 <w:lang w:bidi="ta-IN"/>
               </w:rPr>
-              <w:t>Panchaati  No.</w:t>
-            </w:r>
-            <w:proofErr w:type="gramEnd"/>
-            <w:r>
-              <w:rPr>
-                <w:rFonts w:cs="Latha"/>
-                <w:b/>
-                <w:bCs/>
-                <w:sz w:val="28"/>
-                <w:szCs w:val="28"/>
-                <w:lang w:bidi="ta-IN"/>
-              </w:rPr>
-              <w:t xml:space="preserve"> 17</w:t>
+              <w:t>Panchaati  No. 17</w:t>
             </w:r>
           </w:p>
         </w:tc>
@@ -7269,7 +7064,6 @@
                 <w:lang w:bidi="ta-IN"/>
               </w:rPr>
             </w:pPr>
-            <w:proofErr w:type="gramStart"/>
             <w:r>
               <w:rPr>
                 <w:rFonts w:cs="Latha"/>
@@ -7279,19 +7073,7 @@
                 <w:szCs w:val="28"/>
                 <w:lang w:bidi="ta-IN"/>
               </w:rPr>
-              <w:t>Panchaati  No.</w:t>
-            </w:r>
-            <w:proofErr w:type="gramEnd"/>
-            <w:r>
-              <w:rPr>
-                <w:rFonts w:cs="Latha"/>
-                <w:b/>
-                <w:bCs/>
-                <w:sz w:val="28"/>
-                <w:szCs w:val="28"/>
-                <w:lang w:bidi="ta-IN"/>
-              </w:rPr>
-              <w:t xml:space="preserve"> 22</w:t>
+              <w:t>Panchaati  No. 22</w:t>
             </w:r>
           </w:p>
         </w:tc>
@@ -7362,25 +7144,7 @@
                 <w:sz w:val="40"/>
                 <w:szCs w:val="40"/>
               </w:rPr>
-              <w:t xml:space="preserve"> uÉÉ - </w:t>
-            </w:r>
-            <w:proofErr w:type="gramStart"/>
-            <w:r>
-              <w:rPr>
-                <w:rFonts w:ascii="BRH Devanagari Extra" w:hAnsi="BRH Devanagari Extra" w:cs="BRH Devanagari Extra"/>
-                <w:sz w:val="40"/>
-                <w:szCs w:val="40"/>
-              </w:rPr>
-              <w:t>[ ]</w:t>
-            </w:r>
-            <w:proofErr w:type="gramEnd"/>
-            <w:r>
-              <w:rPr>
-                <w:rFonts w:ascii="BRH Devanagari Extra" w:hAnsi="BRH Devanagari Extra" w:cs="BRH Devanagari Extra"/>
-                <w:sz w:val="40"/>
-                <w:szCs w:val="40"/>
-              </w:rPr>
-              <w:t xml:space="preserve"> </w:t>
+              <w:t xml:space="preserve"> uÉÉ - [ ] </w:t>
             </w:r>
             <w:r>
               <w:rPr>
@@ -7548,7 +7312,6 @@
                 <w:lang w:bidi="ta-IN"/>
               </w:rPr>
             </w:pPr>
-            <w:proofErr w:type="gramStart"/>
             <w:r>
               <w:rPr>
                 <w:rFonts w:cs="Latha"/>
@@ -7558,19 +7321,7 @@
                 <w:szCs w:val="28"/>
                 <w:lang w:bidi="ta-IN"/>
               </w:rPr>
-              <w:t>Panchaati  No.</w:t>
-            </w:r>
-            <w:proofErr w:type="gramEnd"/>
-            <w:r>
-              <w:rPr>
-                <w:rFonts w:cs="Latha"/>
-                <w:b/>
-                <w:bCs/>
-                <w:sz w:val="28"/>
-                <w:szCs w:val="28"/>
-                <w:lang w:bidi="ta-IN"/>
-              </w:rPr>
-              <w:t xml:space="preserve"> 45</w:t>
+              <w:t>Panchaati  No. 45</w:t>
             </w:r>
           </w:p>
         </w:tc>
@@ -7848,7 +7599,6 @@
                 <w:lang w:bidi="ta-IN"/>
               </w:rPr>
             </w:pPr>
-            <w:proofErr w:type="gramStart"/>
             <w:r>
               <w:rPr>
                 <w:rFonts w:cs="Latha"/>
@@ -7858,19 +7608,7 @@
                 <w:szCs w:val="28"/>
                 <w:lang w:bidi="ta-IN"/>
               </w:rPr>
-              <w:t>Panchaati  No.</w:t>
-            </w:r>
-            <w:proofErr w:type="gramEnd"/>
-            <w:r>
-              <w:rPr>
-                <w:rFonts w:cs="Latha"/>
-                <w:b/>
-                <w:bCs/>
-                <w:sz w:val="28"/>
-                <w:szCs w:val="28"/>
-                <w:lang w:bidi="ta-IN"/>
-              </w:rPr>
-              <w:t xml:space="preserve"> 49</w:t>
+              <w:t>Panchaati  No. 49</w:t>
             </w:r>
           </w:p>
         </w:tc>
@@ -8098,7 +7836,6 @@
                 <w:lang w:bidi="ta-IN"/>
               </w:rPr>
             </w:pPr>
-            <w:proofErr w:type="gramStart"/>
             <w:r>
               <w:rPr>
                 <w:rFonts w:cs="Latha"/>
@@ -8108,19 +7845,7 @@
                 <w:szCs w:val="28"/>
                 <w:lang w:bidi="ta-IN"/>
               </w:rPr>
-              <w:t>Panchaati  No.</w:t>
-            </w:r>
-            <w:proofErr w:type="gramEnd"/>
-            <w:r>
-              <w:rPr>
-                <w:rFonts w:cs="Latha"/>
-                <w:b/>
-                <w:bCs/>
-                <w:sz w:val="28"/>
-                <w:szCs w:val="28"/>
-                <w:lang w:bidi="ta-IN"/>
-              </w:rPr>
-              <w:t xml:space="preserve"> 50</w:t>
+              <w:t>Panchaati  No. 50</w:t>
             </w:r>
           </w:p>
         </w:tc>
@@ -8355,7 +8080,6 @@
                 <w:lang w:bidi="ta-IN"/>
               </w:rPr>
             </w:pPr>
-            <w:proofErr w:type="gramStart"/>
             <w:r>
               <w:rPr>
                 <w:rFonts w:cs="Latha"/>
@@ -8365,19 +8089,7 @@
                 <w:szCs w:val="28"/>
                 <w:lang w:bidi="ta-IN"/>
               </w:rPr>
-              <w:t>Panchaati  No.</w:t>
-            </w:r>
-            <w:proofErr w:type="gramEnd"/>
-            <w:r>
-              <w:rPr>
-                <w:rFonts w:cs="Latha"/>
-                <w:b/>
-                <w:bCs/>
-                <w:sz w:val="28"/>
-                <w:szCs w:val="28"/>
-                <w:lang w:bidi="ta-IN"/>
-              </w:rPr>
-              <w:t xml:space="preserve"> 59</w:t>
+              <w:t>Panchaati  No. 59</w:t>
             </w:r>
           </w:p>
         </w:tc>
@@ -8582,7 +8294,6 @@
                 <w:lang w:bidi="ta-IN"/>
               </w:rPr>
             </w:pPr>
-            <w:proofErr w:type="gramStart"/>
             <w:r>
               <w:rPr>
                 <w:rFonts w:cs="Latha"/>
@@ -8592,19 +8303,7 @@
                 <w:szCs w:val="28"/>
                 <w:lang w:bidi="ta-IN"/>
               </w:rPr>
-              <w:t>Panchaati  No.</w:t>
-            </w:r>
-            <w:proofErr w:type="gramEnd"/>
-            <w:r>
-              <w:rPr>
-                <w:rFonts w:cs="Latha"/>
-                <w:b/>
-                <w:bCs/>
-                <w:sz w:val="28"/>
-                <w:szCs w:val="28"/>
-                <w:lang w:bidi="ta-IN"/>
-              </w:rPr>
-              <w:t xml:space="preserve"> 66</w:t>
+              <w:t>Panchaati  No. 66</w:t>
             </w:r>
           </w:p>
         </w:tc>
@@ -8866,6 +8565,30 @@
           <w:u w:val="single"/>
         </w:rPr>
       </w:pPr>
+    </w:p>
+    <w:p>
+      <w:pPr>
+        <w:jc w:val="center"/>
+        <w:rPr>
+          <w:b/>
+          <w:bCs/>
+          <w:sz w:val="32"/>
+          <w:szCs w:val="32"/>
+          <w:u w:val="single"/>
+        </w:rPr>
+      </w:pPr>
+    </w:p>
+    <w:p>
+      <w:pPr>
+        <w:jc w:val="center"/>
+        <w:rPr>
+          <w:b/>
+          <w:bCs/>
+          <w:sz w:val="32"/>
+          <w:szCs w:val="32"/>
+          <w:u w:val="single"/>
+        </w:rPr>
+      </w:pPr>
       <w:r>
         <w:rPr>
           <w:b/>
@@ -8874,6 +8597,7 @@
           <w:szCs w:val="32"/>
           <w:u w:val="single"/>
         </w:rPr>
+        <w:lastRenderedPageBreak/>
         <w:t>TS Pada Paatam – TS 2.6 Sanskrit co</w:t>
       </w:r>
       <w:r>
@@ -9022,7 +8746,6 @@
                 <w:sz w:val="32"/>
                 <w:szCs w:val="32"/>
               </w:rPr>
-              <w:lastRenderedPageBreak/>
               <w:t>Section, Paragraph</w:t>
             </w:r>
           </w:p>
@@ -11741,66 +11464,6 @@
         </w:rPr>
         <w:t>======================</w:t>
       </w:r>
-    </w:p>
-    <w:p>
-      <w:pPr>
-        <w:jc w:val="center"/>
-        <w:rPr>
-          <w:b/>
-          <w:bCs/>
-          <w:sz w:val="32"/>
-          <w:szCs w:val="32"/>
-          <w:u w:val="single"/>
-        </w:rPr>
-      </w:pPr>
-    </w:p>
-    <w:p>
-      <w:pPr>
-        <w:jc w:val="center"/>
-        <w:rPr>
-          <w:b/>
-          <w:bCs/>
-          <w:sz w:val="32"/>
-          <w:szCs w:val="32"/>
-          <w:u w:val="single"/>
-        </w:rPr>
-      </w:pPr>
-    </w:p>
-    <w:p>
-      <w:pPr>
-        <w:jc w:val="center"/>
-        <w:rPr>
-          <w:b/>
-          <w:bCs/>
-          <w:sz w:val="32"/>
-          <w:szCs w:val="32"/>
-          <w:u w:val="single"/>
-        </w:rPr>
-      </w:pPr>
-    </w:p>
-    <w:p>
-      <w:pPr>
-        <w:jc w:val="center"/>
-        <w:rPr>
-          <w:b/>
-          <w:bCs/>
-          <w:sz w:val="32"/>
-          <w:szCs w:val="32"/>
-          <w:u w:val="single"/>
-        </w:rPr>
-      </w:pPr>
-    </w:p>
-    <w:p>
-      <w:pPr>
-        <w:jc w:val="center"/>
-        <w:rPr>
-          <w:b/>
-          <w:bCs/>
-          <w:sz w:val="32"/>
-          <w:szCs w:val="32"/>
-          <w:u w:val="single"/>
-        </w:rPr>
-      </w:pPr>
     </w:p>
     <w:p>
       <w:pPr>
